--- a/docs/plantillas/resolucion_cancelacion.docx
+++ b/docs/plantillas/resolucion_cancelacion.docx
@@ -1,13 +1,13 @@
 
 <file path=word/document.xml><?xml version="1.0" encoding="utf-8"?>
-<w:document xmlns:wpc="http://schemas.microsoft.com/office/word/2010/wordprocessingCanvas" xmlns:cx="http://schemas.microsoft.com/office/drawing/2014/chartex" xmlns:cx1="http://schemas.microsoft.com/office/drawing/2015/9/8/chartex" xmlns:cx2="http://schemas.microsoft.com/office/drawing/2015/10/21/chartex" xmlns:cx3="http://schemas.microsoft.com/office/drawing/2016/5/9/chartex" xmlns:cx4="http://schemas.microsoft.com/office/drawing/2016/5/10/chartex" xmlns:cx5="http://schemas.microsoft.com/office/drawing/2016/5/11/chartex" xmlns:cx6="http://schemas.microsoft.com/office/drawing/2016/5/12/chartex" xmlns:cx7="http://schemas.microsoft.com/office/drawing/2016/5/13/chartex" xmlns:cx8="http://schemas.microsoft.com/office/drawing/2016/5/14/chartex" xmlns:mc="http://schemas.openxmlformats.org/markup-compatibility/2006" xmlns:aink="http://schemas.microsoft.com/office/drawing/2016/ink" xmlns:am3d="http://schemas.microsoft.com/office/drawing/2017/model3d" xmlns:o="urn:schemas-microsoft-com:office:office" xmlns:oel="http://schemas.microsoft.com/office/2019/extlst" xmlns:r="http://schemas.openxmlformats.org/officeDocument/2006/relationships" xmlns:m="http://schemas.openxmlformats.org/officeDocument/2006/math" xmlns:v="urn:schemas-microsoft-com:vml" xmlns:wp14="http://schemas.microsoft.com/office/word/2010/wordprocessingDrawing" xmlns:wp="http://schemas.openxmlformats.org/drawingml/2006/wordprocessingDrawing" xmlns:w10="urn:schemas-microsoft-com:office:word" xmlns:w="http://schemas.openxmlformats.org/wordprocessingml/2006/main" xmlns:w14="http://schemas.microsoft.com/office/word/2010/wordml" xmlns:w15="http://schemas.microsoft.com/office/word/2012/wordml" xmlns:w16cex="http://schemas.microsoft.com/office/word/2018/wordml/cex" xmlns:w16cid="http://schemas.microsoft.com/office/word/2016/wordml/cid" xmlns:w16="http://schemas.microsoft.com/office/word/2018/wordml" xmlns:w16du="http://schemas.microsoft.com/office/word/2023/wordml/word16du" xmlns:w16sdtdh="http://schemas.microsoft.com/office/word/2020/wordml/sdtdatahash" xmlns:w16se="http://schemas.microsoft.com/office/word/2015/wordml/symex" xmlns:wpg="http://schemas.microsoft.com/office/word/2010/wordprocessingGroup" xmlns:wpi="http://schemas.microsoft.com/office/word/2010/wordprocessingInk" xmlns:wne="http://schemas.microsoft.com/office/word/2006/wordml" xmlns:wps="http://schemas.microsoft.com/office/word/2010/wordprocessingShape" mc:Ignorable="w14 w15 w16se w16cid w16 w16cex w16sdtdh w16du wp14">
+<w:document xmlns:wpc="http://schemas.microsoft.com/office/word/2010/wordprocessingCanvas" xmlns:cx="http://schemas.microsoft.com/office/drawing/2014/chartex" xmlns:cx1="http://schemas.microsoft.com/office/drawing/2015/9/8/chartex" xmlns:cx2="http://schemas.microsoft.com/office/drawing/2015/10/21/chartex" xmlns:cx3="http://schemas.microsoft.com/office/drawing/2016/5/9/chartex" xmlns:cx4="http://schemas.microsoft.com/office/drawing/2016/5/10/chartex" xmlns:cx5="http://schemas.microsoft.com/office/drawing/2016/5/11/chartex" xmlns:cx6="http://schemas.microsoft.com/office/drawing/2016/5/12/chartex" xmlns:cx7="http://schemas.microsoft.com/office/drawing/2016/5/13/chartex" xmlns:cx8="http://schemas.microsoft.com/office/drawing/2016/5/14/chartex" xmlns:mc="http://schemas.openxmlformats.org/markup-compatibility/2006" xmlns:aink="http://schemas.microsoft.com/office/drawing/2016/ink" xmlns:am3d="http://schemas.microsoft.com/office/drawing/2017/model3d" xmlns:o="urn:schemas-microsoft-com:office:office" xmlns:r="http://schemas.openxmlformats.org/officeDocument/2006/relationships" xmlns:m="http://schemas.openxmlformats.org/officeDocument/2006/math" xmlns:v="urn:schemas-microsoft-com:vml" xmlns:wp14="http://schemas.microsoft.com/office/word/2010/wordprocessingDrawing" xmlns:wp="http://schemas.openxmlformats.org/drawingml/2006/wordprocessingDrawing" xmlns:w10="urn:schemas-microsoft-com:office:word" xmlns:w="http://schemas.openxmlformats.org/wordprocessingml/2006/main" xmlns:w14="http://schemas.microsoft.com/office/word/2010/wordml" xmlns:w15="http://schemas.microsoft.com/office/word/2012/wordml" xmlns:w16cex="http://schemas.microsoft.com/office/word/2018/wordml/cex" xmlns:w16cid="http://schemas.microsoft.com/office/word/2016/wordml/cid" xmlns:w16="http://schemas.microsoft.com/office/word/2018/wordml" xmlns:w16sdtdh="http://schemas.microsoft.com/office/word/2020/wordml/sdtdatahash" xmlns:w16se="http://schemas.microsoft.com/office/word/2015/wordml/symex" xmlns:wpg="http://schemas.microsoft.com/office/word/2010/wordprocessingGroup" xmlns:wpi="http://schemas.microsoft.com/office/word/2010/wordprocessingInk" xmlns:wne="http://schemas.microsoft.com/office/word/2006/wordml" xmlns:wps="http://schemas.microsoft.com/office/word/2010/wordprocessingShape" mc:Ignorable="w14 w15 w16se w16cid w16 w16cex w16sdtdh wp14">
   <w:body>
     <w:p>
       <w:pPr>
         <w:pStyle w:val="Encabezado"/>
         <w:ind w:left="708"/>
         <w:rPr>
-          <w:lang w:val="pt-BR"/>
+          <w:lang w:val="es-PE"/>
         </w:rPr>
       </w:pPr>
       <w:r>
@@ -17,7 +17,7 @@
           <w:iCs/>
           <w:noProof/>
           <w:sz w:val="16"/>
-          <w:lang w:val="pt-BR"/>
+          <w:lang w:val="es-PE"/>
         </w:rPr>
         <w:t>"DECENIO DE LA IGUALDAD DE OPORTUNIDADES PARA MUJERES Y HOMBRES"</w:t>
       </w:r>
@@ -28,7 +28,7 @@
           <w:iCs/>
           <w:noProof/>
           <w:sz w:val="16"/>
-          <w:lang w:val="pt-BR"/>
+          <w:lang w:val="es-PE"/>
         </w:rPr>
         <w:br/>
         <w:t>"AÑO DE LA RECUPERACIÓN Y CONSOLIDACIÓN DE LA ECONOMÍA PERUANA"</w:t>
@@ -41,7 +41,7 @@
           <w:rFonts w:ascii="Helvetica" w:hAnsi="Helvetica" w:cs="Arial"/>
           <w:sz w:val="22"/>
           <w:u w:val="single"/>
-          <w:lang w:val="pt-BR"/>
+          <w:lang w:val="es-PE"/>
         </w:rPr>
       </w:pPr>
     </w:p>
@@ -52,14 +52,14 @@
           <w:rFonts w:ascii="Helvetica" w:hAnsi="Helvetica" w:cs="Arial"/>
           <w:noProof/>
           <w:sz w:val="22"/>
-          <w:lang w:val="pt-BR"/>
+          <w:lang w:val="es-PE"/>
         </w:rPr>
       </w:pPr>
       <w:r>
         <w:rPr>
           <w:rFonts w:ascii="Helvetica" w:hAnsi="Helvetica" w:cs="Arial"/>
           <w:sz w:val="22"/>
-          <w:lang w:val="pt-BR"/>
+          <w:lang w:val="es-PE"/>
         </w:rPr>
         <w:t xml:space="preserve">Lima, </w:t>
       </w:r>
@@ -68,45 +68,9 @@
           <w:rFonts w:ascii="Helvetica" w:hAnsi="Helvetica" w:cs="Arial"/>
           <w:noProof/>
           <w:sz w:val="22"/>
-          <w:lang w:val="pt-BR"/>
-        </w:rPr>
-        <w:t>XX</w:t>
-      </w:r>
-      <w:r>
-        <w:rPr>
-          <w:rFonts w:ascii="Helvetica" w:hAnsi="Helvetica" w:cs="Arial"/>
-          <w:noProof/>
-          <w:sz w:val="22"/>
-          <w:lang w:val="pt-BR"/>
-        </w:rPr>
-        <w:t xml:space="preserve"> de </w:t>
-      </w:r>
-      <w:r>
-        <w:rPr>
-          <w:rFonts w:ascii="Helvetica" w:hAnsi="Helvetica" w:cs="Arial"/>
-          <w:noProof/>
-          <w:sz w:val="22"/>
-          <w:lang w:val="pt-BR"/>
-        </w:rPr>
-        <w:t xml:space="preserve">XXX </w:t>
-      </w:r>
-      <w:r>
-        <w:rPr>
-          <w:rFonts w:ascii="Helvetica" w:hAnsi="Helvetica" w:cs="Arial"/>
-          <w:noProof/>
-          <w:sz w:val="22"/>
-          <w:lang w:val="pt-BR"/>
-        </w:rPr>
-        <w:t xml:space="preserve">de </w:t>
-      </w:r>
-      <w:r>
-        <w:rPr>
-          <w:rFonts w:ascii="Helvetica" w:hAnsi="Helvetica" w:cs="Arial"/>
-          <w:noProof/>
-          <w:sz w:val="22"/>
-          <w:lang w:val="pt-BR"/>
-        </w:rPr>
-        <w:t>XXX</w:t>
+          <w:lang w:val="es-PE"/>
+        </w:rPr>
+        <w:t>XX de XXX de XXX</w:t>
       </w:r>
     </w:p>
     <w:p>
@@ -114,15 +78,15 @@
         <w:rPr>
           <w:rFonts w:ascii="Helvetica" w:hAnsi="Helvetica"/>
           <w:sz w:val="22"/>
-          <w:lang w:val="pt-BR"/>
-        </w:rPr>
-      </w:pPr>
-    </w:p>
-    <w:p>
-      <w:pPr>
-        <w:rPr>
-          <w:rFonts w:ascii="Arial" w:hAnsi="Arial" w:cs="Arial"/>
-          <w:lang w:val="pt-BR"/>
+          <w:lang w:val="es-PE"/>
+        </w:rPr>
+      </w:pPr>
+    </w:p>
+    <w:p>
+      <w:pPr>
+        <w:rPr>
+          <w:rFonts w:ascii="Arial" w:hAnsi="Arial" w:cs="Arial"/>
+          <w:lang w:val="es-PE"/>
         </w:rPr>
       </w:pPr>
     </w:p>
@@ -135,7 +99,7 @@
           <w:sz w:val="22"/>
           <w:szCs w:val="22"/>
           <w:u w:val="none"/>
-          <w:lang w:val="pt-BR"/>
+          <w:lang w:val="es-PE"/>
         </w:rPr>
       </w:pPr>
       <w:r>
@@ -145,7 +109,7 @@
           <w:sz w:val="22"/>
           <w:szCs w:val="22"/>
           <w:u w:val="none"/>
-          <w:lang w:val="pt-BR"/>
+          <w:lang w:val="es-PE"/>
         </w:rPr>
         <w:t>RESOLUCION SUB DIRECTORAL</w:t>
       </w:r>
@@ -155,7 +119,7 @@
           <w:sz w:val="22"/>
           <w:szCs w:val="22"/>
           <w:u w:val="none"/>
-          <w:lang w:val="pt-BR"/>
+          <w:lang w:val="es-PE"/>
         </w:rPr>
         <w:t xml:space="preserve">   Nº XXX</w:t>
       </w:r>
@@ -166,7 +130,7 @@
           <w:sz w:val="22"/>
           <w:szCs w:val="22"/>
           <w:u w:val="none"/>
-          <w:lang w:val="pt-BR"/>
+          <w:lang w:val="es-PE"/>
         </w:rPr>
         <w:t>XX/DRC/SDRERC</w:t>
       </w:r>
@@ -176,7 +140,7 @@
           <w:sz w:val="22"/>
           <w:szCs w:val="22"/>
           <w:u w:val="none"/>
-          <w:lang w:val="pt-BR"/>
+          <w:lang w:val="es-PE"/>
         </w:rPr>
         <w:t>/RENIEC</w:t>
       </w:r>
@@ -187,17 +151,17 @@
           <w:rFonts w:ascii="Arial" w:hAnsi="Arial" w:cs="Arial"/>
           <w:sz w:val="22"/>
           <w:szCs w:val="22"/>
-          <w:lang w:val="pt-BR"/>
-        </w:rPr>
-      </w:pPr>
-    </w:p>
-    <w:p>
-      <w:pPr>
-        <w:rPr>
-          <w:rFonts w:ascii="Arial" w:hAnsi="Arial" w:cs="Arial"/>
-          <w:sz w:val="22"/>
-          <w:szCs w:val="22"/>
-          <w:lang w:val="pt-BR"/>
+          <w:lang w:val="es-PE"/>
+        </w:rPr>
+      </w:pPr>
+    </w:p>
+    <w:p>
+      <w:pPr>
+        <w:rPr>
+          <w:rFonts w:ascii="Arial" w:hAnsi="Arial" w:cs="Arial"/>
+          <w:sz w:val="22"/>
+          <w:szCs w:val="22"/>
+          <w:lang w:val="es-PE"/>
         </w:rPr>
       </w:pPr>
     </w:p>
@@ -374,33 +338,36 @@
           <w:rFonts w:ascii="Arial" w:hAnsi="Arial" w:cs="Arial"/>
           <w:b/>
           <w:bCs/>
-          <w:spacing w:val="17"/>
-          <w:sz w:val="22"/>
-          <w:szCs w:val="22"/>
-        </w:rPr>
-        <w:t>XXX</w:t>
-      </w:r>
-      <w:r>
-        <w:rPr>
-          <w:rFonts w:ascii="Arial" w:hAnsi="Arial" w:cs="Arial"/>
-          <w:sz w:val="22"/>
-          <w:szCs w:val="22"/>
-        </w:rPr>
-        <w:t xml:space="preserve">, de fecha </w:t>
-      </w:r>
-      <w:r>
-        <w:rPr>
-          <w:rFonts w:ascii="Arial" w:hAnsi="Arial" w:cs="Arial"/>
-          <w:b/>
-          <w:bCs/>
-          <w:sz w:val="22"/>
-          <w:szCs w:val="22"/>
-        </w:rPr>
-        <w:t>XXX</w:t>
-      </w:r>
-      <w:r>
-        <w:rPr>
-          <w:rFonts w:ascii="Arial" w:hAnsi="Arial" w:cs="Arial"/>
+          <w:sz w:val="22"/>
+          <w:szCs w:val="22"/>
+        </w:rPr>
+        <w:t>#nu</w:t>
+      </w:r>
+      <w:r>
+        <w:rPr>
+          <w:rFonts w:ascii="Arial" w:hAnsi="Arial" w:cs="Arial"/>
+          <w:b/>
+          <w:bCs/>
+          <w:sz w:val="22"/>
+          <w:szCs w:val="22"/>
+        </w:rPr>
+        <w:t>m</w:t>
+      </w:r>
+      <w:r>
+        <w:rPr>
+          <w:rFonts w:ascii="Arial" w:hAnsi="Arial" w:cs="Arial"/>
+          <w:b/>
+          <w:bCs/>
+          <w:sz w:val="22"/>
+          <w:szCs w:val="22"/>
+        </w:rPr>
+        <w:t>DocInforme#</w:t>
+      </w:r>
+      <w:r>
+        <w:rPr>
+          <w:rFonts w:ascii="Arial" w:hAnsi="Arial" w:cs="Arial"/>
+          <w:b/>
+          <w:bCs/>
           <w:sz w:val="22"/>
           <w:szCs w:val="22"/>
         </w:rPr>
@@ -409,6 +376,52 @@
       <w:r>
         <w:rPr>
           <w:rFonts w:ascii="Arial" w:hAnsi="Arial" w:cs="Arial"/>
+          <w:sz w:val="22"/>
+          <w:szCs w:val="22"/>
+        </w:rPr>
+        <w:t xml:space="preserve"> de fecha </w:t>
+      </w:r>
+      <w:r>
+        <w:rPr>
+          <w:rFonts w:ascii="Arial" w:hAnsi="Arial" w:cs="Arial"/>
+          <w:b/>
+          <w:bCs/>
+          <w:sz w:val="22"/>
+          <w:szCs w:val="22"/>
+        </w:rPr>
+        <w:t>#</w:t>
+      </w:r>
+      <w:r>
+        <w:rPr>
+          <w:rFonts w:ascii="Arial" w:hAnsi="Arial" w:cs="Arial"/>
+          <w:b/>
+          <w:bCs/>
+          <w:sz w:val="22"/>
+          <w:szCs w:val="22"/>
+        </w:rPr>
+        <w:t>fecha</w:t>
+      </w:r>
+      <w:r>
+        <w:rPr>
+          <w:rFonts w:ascii="Arial" w:hAnsi="Arial" w:cs="Arial"/>
+          <w:b/>
+          <w:bCs/>
+          <w:sz w:val="22"/>
+          <w:szCs w:val="22"/>
+        </w:rPr>
+        <w:t>DocInforme#</w:t>
+      </w:r>
+      <w:r>
+        <w:rPr>
+          <w:rFonts w:ascii="Arial" w:hAnsi="Arial" w:cs="Arial"/>
+          <w:sz w:val="22"/>
+          <w:szCs w:val="22"/>
+        </w:rPr>
+        <w:t>,</w:t>
+      </w:r>
+      <w:r>
+        <w:rPr>
+          <w:rFonts w:ascii="Arial" w:hAnsi="Arial" w:cs="Arial"/>
           <w:spacing w:val="15"/>
           <w:sz w:val="22"/>
           <w:szCs w:val="22"/>
@@ -464,17 +477,7 @@
           <w:sz w:val="22"/>
           <w:szCs w:val="22"/>
         </w:rPr>
-        <w:t xml:space="preserve"> del Acta de </w:t>
-      </w:r>
-      <w:r>
-        <w:rPr>
-          <w:rFonts w:ascii="Arial" w:hAnsi="Arial" w:cs="Arial"/>
-          <w:b/>
-          <w:bCs/>
-          <w:sz w:val="22"/>
-          <w:szCs w:val="22"/>
-        </w:rPr>
-        <w:t>XXX (NACIMIENTO, MATRIMONIO, DEFUNCIÓN)</w:t>
+        <w:t xml:space="preserve"> del Acta de</w:t>
       </w:r>
       <w:r>
         <w:rPr>
@@ -484,7 +487,24 @@
         </w:rPr>
         <w:t xml:space="preserve"> </w:t>
       </w:r>
-      <w:proofErr w:type="spellStart"/>
+      <w:r>
+        <w:rPr>
+          <w:rFonts w:ascii="Arial" w:hAnsi="Arial" w:cs="Arial"/>
+          <w:b/>
+          <w:bCs/>
+          <w:sz w:val="22"/>
+          <w:szCs w:val="22"/>
+        </w:rPr>
+        <w:t>#tipoActa#</w:t>
+      </w:r>
+      <w:r>
+        <w:rPr>
+          <w:rFonts w:ascii="Arial" w:hAnsi="Arial" w:cs="Arial"/>
+          <w:sz w:val="22"/>
+          <w:szCs w:val="22"/>
+        </w:rPr>
+        <w:t xml:space="preserve"> </w:t>
+      </w:r>
       <w:r>
         <w:rPr>
           <w:rFonts w:ascii="Arial" w:hAnsi="Arial" w:cs="Arial"/>
@@ -493,24 +513,23 @@
         </w:rPr>
         <w:t>N°</w:t>
       </w:r>
-      <w:proofErr w:type="spellEnd"/>
-      <w:r>
-        <w:rPr>
-          <w:rFonts w:ascii="Arial" w:hAnsi="Arial" w:cs="Arial"/>
-          <w:sz w:val="22"/>
-          <w:szCs w:val="22"/>
-        </w:rPr>
-        <w:t xml:space="preserve"> (</w:t>
-      </w:r>
-      <w:r>
-        <w:rPr>
-          <w:rFonts w:ascii="Arial" w:hAnsi="Arial" w:cs="Arial"/>
-          <w:b/>
-          <w:bCs/>
-          <w:sz w:val="22"/>
-          <w:szCs w:val="22"/>
-        </w:rPr>
-        <w:t>XXX)</w:t>
+      <w:r>
+        <w:rPr>
+          <w:rFonts w:ascii="Arial" w:hAnsi="Arial" w:cs="Arial"/>
+          <w:sz w:val="22"/>
+          <w:szCs w:val="22"/>
+        </w:rPr>
+        <w:t xml:space="preserve"> </w:t>
+      </w:r>
+      <w:r>
+        <w:rPr>
+          <w:rFonts w:ascii="Arial" w:hAnsi="Arial" w:cs="Arial"/>
+          <w:b/>
+          <w:bCs/>
+          <w:sz w:val="22"/>
+          <w:szCs w:val="22"/>
+        </w:rPr>
+        <w:t>#nroActa#</w:t>
       </w:r>
       <w:r>
         <w:rPr>
@@ -637,27 +656,7 @@
           <w:sz w:val="22"/>
           <w:szCs w:val="22"/>
         </w:rPr>
-        <w:t xml:space="preserve">ue, mediante la Ley </w:t>
-      </w:r>
-      <w:proofErr w:type="spellStart"/>
-      <w:r>
-        <w:rPr>
-          <w:rFonts w:ascii="Arial" w:hAnsi="Arial" w:cs="Arial"/>
-          <w:color w:val="000000"/>
-          <w:sz w:val="22"/>
-          <w:szCs w:val="22"/>
-        </w:rPr>
-        <w:t>N°</w:t>
-      </w:r>
-      <w:proofErr w:type="spellEnd"/>
-      <w:r>
-        <w:rPr>
-          <w:rFonts w:ascii="Arial" w:hAnsi="Arial" w:cs="Arial"/>
-          <w:color w:val="000000"/>
-          <w:sz w:val="22"/>
-          <w:szCs w:val="22"/>
-        </w:rPr>
-        <w:t xml:space="preserve"> 26497 se creó el Registro Nacional de Identificación y Estado Civil – RENIEC con arreglo a los artículos 177° y 183° de la Constitución Política del Perú, como un organismo constitucionalmente autónomo, encargado de manera exclusiva y excluyente de las funciones de organizar y actualizar el Registro Único de Identificación de las Personas Naturales, así como de inscribir los hechos y actos relativos a su capacidad y estado civil, entre otras;</w:t>
+        <w:t>ue, mediante la Ley N° 26497 se creó el Registro Nacional de Identificación y Estado Civil – RENIEC con arreglo a los artículos 177° y 183° de la Constitución Política del Perú, como un organismo constitucionalmente autónomo, encargado de manera exclusiva y excluyente de las funciones de organizar y actualizar el Registro Único de Identificación de las Personas Naturales, así como de inscribir los hechos y actos relativos a su capacidad y estado civil, entre otras;</w:t>
       </w:r>
     </w:p>
     <w:p>
@@ -995,25 +994,7 @@
           <w:sz w:val="22"/>
           <w:szCs w:val="22"/>
         </w:rPr>
-        <w:t xml:space="preserve">, Procedimientos del Registro Civil, primera versión, aprobada por Resolución Secretarial </w:t>
-      </w:r>
-      <w:proofErr w:type="spellStart"/>
-      <w:r>
-        <w:rPr>
-          <w:rFonts w:ascii="Arial" w:hAnsi="Arial" w:cs="Arial"/>
-          <w:sz w:val="22"/>
-          <w:szCs w:val="22"/>
-        </w:rPr>
-        <w:t>N°</w:t>
-      </w:r>
-      <w:proofErr w:type="spellEnd"/>
-      <w:r>
-        <w:rPr>
-          <w:rFonts w:ascii="Arial" w:hAnsi="Arial" w:cs="Arial"/>
-          <w:sz w:val="22"/>
-          <w:szCs w:val="22"/>
-        </w:rPr>
-        <w:t xml:space="preserve"> 000141-2022/SGEN/RENIEC, de fecha 22</w:t>
+        <w:t>, Procedimientos del Registro Civil, primera versión, aprobada por Resolución Secretarial N° 000141-2022/SGEN/RENIEC, de fecha 22</w:t>
       </w:r>
       <w:r>
         <w:rPr>
@@ -1277,9 +1258,105 @@
           <w:sz w:val="22"/>
           <w:szCs w:val="22"/>
         </w:rPr>
+        <w:t xml:space="preserve"> N° </w:t>
+      </w:r>
+      <w:r>
+        <w:rPr>
+          <w:rFonts w:ascii="Arial" w:hAnsi="Arial" w:cs="Arial"/>
+          <w:b/>
+          <w:bCs/>
+          <w:sz w:val="22"/>
+          <w:szCs w:val="22"/>
+        </w:rPr>
+        <w:t>#nroTramiteWeb#</w:t>
+      </w:r>
+      <w:r>
+        <w:rPr>
+          <w:rFonts w:ascii="Arial" w:hAnsi="Arial" w:cs="Arial"/>
+          <w:sz w:val="22"/>
+          <w:szCs w:val="22"/>
+        </w:rPr>
+        <w:t xml:space="preserve">, de fecha </w:t>
+      </w:r>
+      <w:r>
+        <w:rPr>
+          <w:rFonts w:ascii="Arial" w:hAnsi="Arial" w:cs="Arial"/>
+          <w:b/>
+          <w:bCs/>
+          <w:sz w:val="22"/>
+          <w:szCs w:val="22"/>
+        </w:rPr>
+        <w:t>#fechaSolicitud#</w:t>
+      </w:r>
+      <w:r>
+        <w:rPr>
+          <w:rFonts w:ascii="Arial" w:hAnsi="Arial" w:cs="Arial"/>
+          <w:sz w:val="22"/>
+          <w:szCs w:val="22"/>
+        </w:rPr>
+        <w:t xml:space="preserve">, presentada a través de la Mesa de Partes Virtual, el/la </w:t>
+      </w:r>
+      <w:r>
+        <w:rPr>
+          <w:rFonts w:ascii="Arial" w:hAnsi="Arial" w:cs="Arial"/>
+          <w:sz w:val="22"/>
+          <w:szCs w:val="22"/>
+          <w:lang w:val="es-MX"/>
+        </w:rPr>
+        <w:t>ciudadano/a</w:t>
+      </w:r>
+      <w:r>
+        <w:rPr>
+          <w:rFonts w:ascii="Arial" w:hAnsi="Arial" w:cs="Arial"/>
+          <w:sz w:val="22"/>
+          <w:szCs w:val="22"/>
+        </w:rPr>
         <w:t xml:space="preserve"> </w:t>
       </w:r>
-      <w:proofErr w:type="spellStart"/>
+      <w:r>
+        <w:rPr>
+          <w:rFonts w:ascii="Arial" w:hAnsi="Arial" w:cs="Arial"/>
+          <w:b/>
+          <w:bCs/>
+          <w:sz w:val="22"/>
+          <w:szCs w:val="22"/>
+        </w:rPr>
+        <w:t>#nomTitular#</w:t>
+      </w:r>
+      <w:r>
+        <w:rPr>
+          <w:rFonts w:ascii="Arial" w:hAnsi="Arial" w:cs="Arial"/>
+          <w:sz w:val="22"/>
+          <w:szCs w:val="22"/>
+        </w:rPr>
+        <w:t xml:space="preserve"> </w:t>
+      </w:r>
+      <w:r>
+        <w:rPr>
+          <w:rFonts w:ascii="Arial" w:hAnsi="Arial" w:cs="Arial"/>
+          <w:sz w:val="22"/>
+          <w:szCs w:val="22"/>
+        </w:rPr>
+        <w:t xml:space="preserve">requiere la cancelación del Acta de </w:t>
+      </w:r>
+      <w:r>
+        <w:rPr>
+          <w:rFonts w:ascii="Arial" w:hAnsi="Arial" w:cs="Arial"/>
+          <w:b/>
+          <w:bCs/>
+          <w:sz w:val="22"/>
+          <w:szCs w:val="22"/>
+        </w:rPr>
+        <w:t>#tipoActa#</w:t>
+      </w:r>
+      <w:r>
+        <w:rPr>
+          <w:rFonts w:ascii="Arial" w:hAnsi="Arial" w:cs="Arial"/>
+          <w:sz w:val="22"/>
+          <w:szCs w:val="22"/>
+        </w:rPr>
+        <w:t xml:space="preserve"> </w:t>
+      </w:r>
       <w:r>
         <w:rPr>
           <w:rFonts w:ascii="Arial" w:hAnsi="Arial" w:cs="Arial"/>
@@ -1288,45 +1365,11 @@
         </w:rPr>
         <w:t>N°</w:t>
       </w:r>
-      <w:proofErr w:type="spellEnd"/>
-      <w:r>
-        <w:rPr>
-          <w:rFonts w:ascii="Arial" w:hAnsi="Arial" w:cs="Arial"/>
-          <w:sz w:val="22"/>
-          <w:szCs w:val="22"/>
-        </w:rPr>
-        <w:t xml:space="preserve"> (número de solicitud), de fecha (</w:t>
-      </w:r>
-      <w:proofErr w:type="spellStart"/>
-      <w:r>
-        <w:rPr>
-          <w:rFonts w:ascii="Arial" w:hAnsi="Arial" w:cs="Arial"/>
-          <w:sz w:val="22"/>
-          <w:szCs w:val="22"/>
-        </w:rPr>
-        <w:t>xxxx</w:t>
-      </w:r>
-      <w:proofErr w:type="spellEnd"/>
-      <w:r>
-        <w:rPr>
-          <w:rFonts w:ascii="Arial" w:hAnsi="Arial" w:cs="Arial"/>
-          <w:sz w:val="22"/>
-          <w:szCs w:val="22"/>
-        </w:rPr>
-        <w:t xml:space="preserve">), presentada a través de la Mesa de Partes Virtual, el/la </w:t>
-      </w:r>
-      <w:r>
-        <w:rPr>
-          <w:rFonts w:ascii="Arial" w:hAnsi="Arial" w:cs="Arial"/>
-          <w:sz w:val="22"/>
-          <w:szCs w:val="22"/>
-          <w:lang w:val="es-MX"/>
-        </w:rPr>
-        <w:t>ciudadano/a</w:t>
-      </w:r>
-      <w:r>
-        <w:rPr>
-          <w:rFonts w:ascii="Arial" w:hAnsi="Arial" w:cs="Arial"/>
+      <w:r>
+        <w:rPr>
+          <w:rFonts w:ascii="Arial" w:hAnsi="Arial" w:cs="Arial"/>
+          <w:b/>
+          <w:bCs/>
           <w:sz w:val="22"/>
           <w:szCs w:val="22"/>
         </w:rPr>
@@ -1335,37 +1378,20 @@
       <w:r>
         <w:rPr>
           <w:rFonts w:ascii="Arial" w:hAnsi="Arial" w:cs="Arial"/>
-          <w:noProof/>
-          <w:sz w:val="22"/>
-          <w:szCs w:val="22"/>
-        </w:rPr>
-        <w:t>(Nombre del ciudadano/a)</w:t>
-      </w:r>
-      <w:r>
-        <w:rPr>
-          <w:rFonts w:ascii="Arial" w:hAnsi="Arial" w:cs="Arial"/>
-          <w:sz w:val="22"/>
-          <w:szCs w:val="22"/>
-        </w:rPr>
-        <w:t xml:space="preserve"> requiere la cancelación del Acta de (Nacimiento, matrimonio y defunción) </w:t>
-      </w:r>
-      <w:proofErr w:type="spellStart"/>
-      <w:r>
-        <w:rPr>
-          <w:rFonts w:ascii="Arial" w:hAnsi="Arial" w:cs="Arial"/>
-          <w:sz w:val="22"/>
-          <w:szCs w:val="22"/>
-        </w:rPr>
-        <w:t>N°</w:t>
-      </w:r>
-      <w:proofErr w:type="spellEnd"/>
-      <w:r>
-        <w:rPr>
-          <w:rFonts w:ascii="Arial" w:hAnsi="Arial" w:cs="Arial"/>
-          <w:sz w:val="22"/>
-          <w:szCs w:val="22"/>
-        </w:rPr>
-        <w:t xml:space="preserve"> (XXXX), (Indicar el motivo de la cancelación)</w:t>
+          <w:b/>
+          <w:bCs/>
+          <w:sz w:val="22"/>
+          <w:szCs w:val="22"/>
+        </w:rPr>
+        <w:t>#nroActa#</w:t>
+      </w:r>
+      <w:r>
+        <w:rPr>
+          <w:rFonts w:ascii="Arial" w:hAnsi="Arial" w:cs="Arial"/>
+          <w:sz w:val="22"/>
+          <w:szCs w:val="22"/>
+        </w:rPr>
+        <w:t>, (Indicar el motivo de la cancelación)</w:t>
       </w:r>
       <w:r>
         <w:rPr>
@@ -1484,15 +1510,65 @@
           <w:sz w:val="22"/>
           <w:szCs w:val="22"/>
         </w:rPr>
-        <w:t>Que, mediante Memorando N° XXXX, de fecha XXX, la Sub Dirección de XXXX</w:t>
-      </w:r>
-      <w:r>
-        <w:rPr>
-          <w:rFonts w:ascii="Arial" w:hAnsi="Arial" w:cs="Arial"/>
+        <w:t xml:space="preserve">Que, mediante Memorando N° </w:t>
+      </w:r>
+      <w:r>
+        <w:rPr>
+          <w:rFonts w:ascii="Arial" w:hAnsi="Arial" w:cs="Arial"/>
+          <w:b/>
+          <w:bCs/>
           <w:noProof/>
           <w:sz w:val="22"/>
           <w:szCs w:val="22"/>
         </w:rPr>
+        <w:t>#numDoc#</w:t>
+      </w:r>
+      <w:r>
+        <w:rPr>
+          <w:rFonts w:ascii="Arial" w:hAnsi="Arial" w:cs="Arial"/>
+          <w:noProof/>
+          <w:sz w:val="22"/>
+          <w:szCs w:val="22"/>
+        </w:rPr>
+        <w:t xml:space="preserve">, de fecha </w:t>
+      </w:r>
+      <w:r>
+        <w:rPr>
+          <w:rFonts w:ascii="Arial" w:hAnsi="Arial" w:cs="Arial"/>
+          <w:b/>
+          <w:bCs/>
+          <w:noProof/>
+          <w:sz w:val="22"/>
+          <w:szCs w:val="22"/>
+        </w:rPr>
+        <w:t>#fechaSolicitud#</w:t>
+      </w:r>
+      <w:r>
+        <w:rPr>
+          <w:rFonts w:ascii="Arial" w:hAnsi="Arial" w:cs="Arial"/>
+          <w:noProof/>
+          <w:sz w:val="22"/>
+          <w:szCs w:val="22"/>
+        </w:rPr>
+        <w:t xml:space="preserve">, la Sub Dirección de </w:t>
+      </w:r>
+      <w:r>
+        <w:rPr>
+          <w:rFonts w:ascii="Arial" w:hAnsi="Arial" w:cs="Arial"/>
+          <w:noProof/>
+          <w:sz w:val="22"/>
+          <w:szCs w:val="22"/>
+          <w:highlight w:val="yellow"/>
+        </w:rPr>
+        <w:t>XXXX</w:t>
+      </w:r>
+      <w:r>
+        <w:rPr>
+          <w:rFonts w:ascii="Arial" w:hAnsi="Arial" w:cs="Arial"/>
+          <w:noProof/>
+          <w:sz w:val="22"/>
+          <w:szCs w:val="22"/>
+        </w:rPr>
         <w:t xml:space="preserve"> pone en </w:t>
       </w:r>
       <w:r>
@@ -1535,20 +1611,7 @@
           <w:szCs w:val="22"/>
           <w:highlight w:val="yellow"/>
         </w:rPr>
-        <w:t xml:space="preserve">documentos </w:t>
-      </w:r>
-      <w:r>
-        <w:rPr>
-          <w:rFonts w:ascii="Arial" w:hAnsi="Arial" w:cs="Arial"/>
-          <w:b/>
-          <w:bCs/>
-          <w:noProof/>
-          <w:sz w:val="22"/>
-          <w:szCs w:val="22"/>
-          <w:highlight w:val="yellow"/>
-        </w:rPr>
-        <w:lastRenderedPageBreak/>
-        <w:t>remitidos por las UUOO</w:t>
+        <w:t>documentos remitidos por las UUOO</w:t>
       </w:r>
       <w:r>
         <w:rPr>
@@ -1589,19 +1652,20 @@
           <w:szCs w:val="22"/>
           <w:lang w:val="es-MX"/>
         </w:rPr>
-        <w:t xml:space="preserve">Que, en relación a la legitimidad, se verifica que el/la solicitante (nombre del solicitante) se presenta en calidad de (XXXX) del Acta de (Nacimiento, Matrimonio o Defunción) </w:t>
-      </w:r>
-      <w:proofErr w:type="spellStart"/>
-      <w:r>
-        <w:rPr>
-          <w:rFonts w:ascii="Arial" w:hAnsi="Arial" w:cs="Arial"/>
+        <w:lastRenderedPageBreak/>
+        <w:t xml:space="preserve">Que, en relación a la legitimidad, se verifica que el/la solicitante </w:t>
+      </w:r>
+      <w:r>
+        <w:rPr>
+          <w:rFonts w:ascii="Arial" w:hAnsi="Arial" w:cs="Arial"/>
+          <w:b/>
+          <w:bCs/>
           <w:sz w:val="22"/>
           <w:szCs w:val="22"/>
           <w:lang w:val="es-MX"/>
         </w:rPr>
-        <w:t>N°</w:t>
-      </w:r>
-      <w:proofErr w:type="spellEnd"/>
+        <w:t>#nomSolicitante#</w:t>
+      </w:r>
       <w:r>
         <w:rPr>
           <w:rFonts w:ascii="Arial" w:hAnsi="Arial" w:cs="Arial"/>
@@ -1609,7 +1673,75 @@
           <w:szCs w:val="22"/>
           <w:lang w:val="es-MX"/>
         </w:rPr>
-        <w:t xml:space="preserve"> (XXX), materia de cancelación, conforme a lo establecido en el artículo 78</w:t>
+        <w:t xml:space="preserve"> se presenta en calidad de </w:t>
+      </w:r>
+      <w:r>
+        <w:rPr>
+          <w:rFonts w:ascii="Arial" w:hAnsi="Arial" w:cs="Arial"/>
+          <w:sz w:val="22"/>
+          <w:szCs w:val="22"/>
+          <w:highlight w:val="yellow"/>
+          <w:lang w:val="es-MX"/>
+        </w:rPr>
+        <w:t>(XXXX</w:t>
+      </w:r>
+      <w:r>
+        <w:rPr>
+          <w:rFonts w:ascii="Arial" w:hAnsi="Arial" w:cs="Arial"/>
+          <w:sz w:val="22"/>
+          <w:szCs w:val="22"/>
+          <w:lang w:val="es-MX"/>
+        </w:rPr>
+        <w:t xml:space="preserve">) del Acta de </w:t>
+      </w:r>
+      <w:r>
+        <w:rPr>
+          <w:rFonts w:ascii="Arial" w:hAnsi="Arial" w:cs="Arial"/>
+          <w:b/>
+          <w:bCs/>
+          <w:sz w:val="22"/>
+          <w:szCs w:val="22"/>
+          <w:lang w:val="es-MX"/>
+        </w:rPr>
+        <w:t>#tipoActa#</w:t>
+      </w:r>
+      <w:r>
+        <w:rPr>
+          <w:rFonts w:ascii="Arial" w:hAnsi="Arial" w:cs="Arial"/>
+          <w:sz w:val="22"/>
+          <w:szCs w:val="22"/>
+          <w:lang w:val="es-MX"/>
+        </w:rPr>
+        <w:t xml:space="preserve"> </w:t>
+      </w:r>
+      <w:r>
+        <w:rPr>
+          <w:rFonts w:ascii="Arial" w:hAnsi="Arial" w:cs="Arial"/>
+          <w:sz w:val="22"/>
+          <w:szCs w:val="22"/>
+          <w:lang w:val="es-MX"/>
+        </w:rPr>
+        <w:t xml:space="preserve">N° </w:t>
+      </w:r>
+      <w:r>
+        <w:rPr>
+          <w:rFonts w:ascii="Arial" w:hAnsi="Arial" w:cs="Arial"/>
+          <w:b/>
+          <w:bCs/>
+          <w:sz w:val="22"/>
+          <w:szCs w:val="22"/>
+          <w:lang w:val="es-MX"/>
+        </w:rPr>
+        <w:t>#nroActa#</w:t>
+      </w:r>
+      <w:r>
+        <w:rPr>
+          <w:rFonts w:ascii="Arial" w:hAnsi="Arial" w:cs="Arial"/>
+          <w:sz w:val="22"/>
+          <w:szCs w:val="22"/>
+          <w:lang w:val="es-MX"/>
+        </w:rPr>
+        <w:t>, materia de cancelación, conforme a lo establecido en el artículo 78</w:t>
       </w:r>
       <w:r>
         <w:rPr>
@@ -1808,12 +1940,12 @@
         <w:tblLook w:val="04A0" w:firstRow="1" w:lastRow="0" w:firstColumn="1" w:lastColumn="0" w:noHBand="0" w:noVBand="1"/>
       </w:tblPr>
       <w:tblGrid>
-        <w:gridCol w:w="1042"/>
-        <w:gridCol w:w="1167"/>
+        <w:gridCol w:w="876"/>
+        <w:gridCol w:w="1347"/>
         <w:gridCol w:w="1218"/>
         <w:gridCol w:w="1337"/>
-        <w:gridCol w:w="1212"/>
-        <w:gridCol w:w="1201"/>
+        <w:gridCol w:w="1210"/>
+        <w:gridCol w:w="1189"/>
         <w:gridCol w:w="1317"/>
       </w:tblGrid>
       <w:tr>
@@ -2144,6 +2276,8 @@
               <w:jc w:val="both"/>
               <w:rPr>
                 <w:rFonts w:ascii="Arial" w:hAnsi="Arial" w:cs="Arial"/>
+                <w:b/>
+                <w:bCs/>
                 <w:noProof/>
                 <w:sz w:val="18"/>
                 <w:szCs w:val="18"/>
@@ -2152,11 +2286,13 @@
             <w:r>
               <w:rPr>
                 <w:rFonts w:ascii="Arial" w:hAnsi="Arial" w:cs="Arial"/>
+                <w:b/>
+                <w:bCs/>
                 <w:noProof/>
                 <w:sz w:val="18"/>
                 <w:szCs w:val="18"/>
               </w:rPr>
-              <w:t>MARIA DEL ROSARIO FLORES DEL RIO</w:t>
+              <w:t>#nomTitular#</w:t>
             </w:r>
           </w:p>
         </w:tc>
@@ -2181,6 +2317,7 @@
                 <w:noProof/>
                 <w:sz w:val="18"/>
                 <w:szCs w:val="18"/>
+                <w:highlight w:val="yellow"/>
               </w:rPr>
             </w:pPr>
             <w:r>
@@ -2189,6 +2326,7 @@
                 <w:noProof/>
                 <w:sz w:val="18"/>
                 <w:szCs w:val="18"/>
+                <w:highlight w:val="yellow"/>
               </w:rPr>
               <w:t>1013282876</w:t>
             </w:r>
@@ -2215,6 +2353,7 @@
                 <w:noProof/>
                 <w:sz w:val="18"/>
                 <w:szCs w:val="18"/>
+                <w:highlight w:val="yellow"/>
               </w:rPr>
             </w:pPr>
             <w:r>
@@ -2223,6 +2362,7 @@
                 <w:noProof/>
                 <w:sz w:val="18"/>
                 <w:szCs w:val="18"/>
+                <w:highlight w:val="yellow"/>
               </w:rPr>
               <w:t>Inscripción Judicial</w:t>
             </w:r>
@@ -2249,6 +2389,7 @@
                 <w:noProof/>
                 <w:sz w:val="18"/>
                 <w:szCs w:val="18"/>
+                <w:highlight w:val="yellow"/>
               </w:rPr>
             </w:pPr>
             <w:r>
@@ -2257,6 +2398,7 @@
                 <w:noProof/>
                 <w:sz w:val="18"/>
                 <w:szCs w:val="18"/>
+                <w:highlight w:val="yellow"/>
               </w:rPr>
               <w:t>10MAY1947</w:t>
             </w:r>
@@ -2283,6 +2425,7 @@
                 <w:noProof/>
                 <w:sz w:val="18"/>
                 <w:szCs w:val="18"/>
+                <w:highlight w:val="yellow"/>
               </w:rPr>
             </w:pPr>
             <w:r>
@@ -2291,6 +2434,7 @@
                 <w:noProof/>
                 <w:sz w:val="18"/>
                 <w:szCs w:val="18"/>
+                <w:highlight w:val="yellow"/>
               </w:rPr>
               <w:t>01DIC1947</w:t>
             </w:r>
@@ -2317,6 +2461,7 @@
                 <w:noProof/>
                 <w:sz w:val="18"/>
                 <w:szCs w:val="18"/>
+                <w:highlight w:val="yellow"/>
               </w:rPr>
             </w:pPr>
             <w:r>
@@ -2325,6 +2470,7 @@
                 <w:noProof/>
                 <w:sz w:val="18"/>
                 <w:szCs w:val="18"/>
+                <w:highlight w:val="yellow"/>
               </w:rPr>
               <w:t>Municipalidad Provincial de Lima</w:t>
             </w:r>
@@ -2384,6 +2530,8 @@
               <w:jc w:val="both"/>
               <w:rPr>
                 <w:rFonts w:ascii="Arial" w:hAnsi="Arial" w:cs="Arial"/>
+                <w:b/>
+                <w:bCs/>
                 <w:noProof/>
                 <w:sz w:val="18"/>
                 <w:szCs w:val="18"/>
@@ -2392,11 +2540,13 @@
             <w:r>
               <w:rPr>
                 <w:rFonts w:ascii="Arial" w:hAnsi="Arial" w:cs="Arial"/>
+                <w:b/>
+                <w:bCs/>
                 <w:noProof/>
                 <w:sz w:val="18"/>
                 <w:szCs w:val="18"/>
               </w:rPr>
-              <w:t>MARIA DEL ROSARIO FLORES DEL RIO</w:t>
+              <w:t>#nomTitular#</w:t>
             </w:r>
           </w:p>
         </w:tc>
@@ -2421,6 +2571,7 @@
                 <w:noProof/>
                 <w:sz w:val="18"/>
                 <w:szCs w:val="18"/>
+                <w:highlight w:val="yellow"/>
               </w:rPr>
             </w:pPr>
             <w:r>
@@ -2429,6 +2580,7 @@
                 <w:noProof/>
                 <w:sz w:val="18"/>
                 <w:szCs w:val="18"/>
+                <w:highlight w:val="yellow"/>
               </w:rPr>
               <w:t>1012002568</w:t>
             </w:r>
@@ -2455,6 +2607,7 @@
                 <w:noProof/>
                 <w:sz w:val="18"/>
                 <w:szCs w:val="18"/>
+                <w:highlight w:val="yellow"/>
               </w:rPr>
             </w:pPr>
             <w:r>
@@ -2463,6 +2616,7 @@
                 <w:noProof/>
                 <w:sz w:val="18"/>
                 <w:szCs w:val="18"/>
+                <w:highlight w:val="yellow"/>
               </w:rPr>
               <w:t>Inscripción Extraordinaria</w:t>
             </w:r>
@@ -2489,6 +2643,7 @@
                 <w:noProof/>
                 <w:sz w:val="18"/>
                 <w:szCs w:val="18"/>
+                <w:highlight w:val="yellow"/>
               </w:rPr>
             </w:pPr>
             <w:r>
@@ -2497,6 +2652,7 @@
                 <w:noProof/>
                 <w:sz w:val="18"/>
                 <w:szCs w:val="18"/>
+                <w:highlight w:val="yellow"/>
               </w:rPr>
               <w:t>10MAY1947</w:t>
             </w:r>
@@ -2523,6 +2679,7 @@
                 <w:noProof/>
                 <w:sz w:val="18"/>
                 <w:szCs w:val="18"/>
+                <w:highlight w:val="yellow"/>
               </w:rPr>
             </w:pPr>
             <w:r>
@@ -2531,6 +2688,7 @@
                 <w:noProof/>
                 <w:sz w:val="18"/>
                 <w:szCs w:val="18"/>
+                <w:highlight w:val="yellow"/>
               </w:rPr>
               <w:t>04FEB1975</w:t>
             </w:r>
@@ -2557,6 +2715,7 @@
                 <w:noProof/>
                 <w:sz w:val="18"/>
                 <w:szCs w:val="18"/>
+                <w:highlight w:val="yellow"/>
               </w:rPr>
             </w:pPr>
             <w:r>
@@ -2565,6 +2724,7 @@
                 <w:noProof/>
                 <w:sz w:val="18"/>
                 <w:szCs w:val="18"/>
+                <w:highlight w:val="yellow"/>
               </w:rPr>
               <w:t xml:space="preserve">Municipalidad Provincial de Lima </w:t>
             </w:r>
@@ -2609,7 +2769,42 @@
           <w:sz w:val="22"/>
           <w:szCs w:val="22"/>
         </w:rPr>
-        <w:t xml:space="preserve">Que, el/la ciudadano/a (XXXX), adjunta como medio probatorio (describir los medios probatorios), conforme a lo señalado en el numeral 7.3.7.2 de la Directiva DI-008-DRC/001, que </w:t>
+        <w:t xml:space="preserve">Que, el/la ciudadano/a </w:t>
+      </w:r>
+      <w:r>
+        <w:rPr>
+          <w:rFonts w:ascii="Arial" w:hAnsi="Arial" w:cs="Arial"/>
+          <w:b/>
+          <w:bCs/>
+          <w:sz w:val="22"/>
+          <w:szCs w:val="22"/>
+        </w:rPr>
+        <w:t>#nomTitular#</w:t>
+      </w:r>
+      <w:r>
+        <w:rPr>
+          <w:rFonts w:ascii="Arial" w:hAnsi="Arial" w:cs="Arial"/>
+          <w:sz w:val="22"/>
+          <w:szCs w:val="22"/>
+        </w:rPr>
+        <w:t xml:space="preserve">, adjunta como medio probatorio </w:t>
+      </w:r>
+      <w:r>
+        <w:rPr>
+          <w:rFonts w:ascii="Arial" w:hAnsi="Arial" w:cs="Arial"/>
+          <w:sz w:val="22"/>
+          <w:szCs w:val="22"/>
+          <w:highlight w:val="yellow"/>
+        </w:rPr>
+        <w:t>(describir los medios probatorios),</w:t>
+      </w:r>
+      <w:r>
+        <w:rPr>
+          <w:rFonts w:ascii="Arial" w:hAnsi="Arial" w:cs="Arial"/>
+          <w:sz w:val="22"/>
+          <w:szCs w:val="22"/>
+        </w:rPr>
+        <w:t xml:space="preserve"> conforme a lo señalado en el numeral 7.3.7.2 de la Directiva DI-008-DRC/001, que </w:t>
       </w:r>
       <w:r>
         <w:rPr>
@@ -2716,19 +2911,19 @@
           <w:szCs w:val="22"/>
           <w:lang w:val="es-PE"/>
         </w:rPr>
-        <w:t xml:space="preserve">, la incorporación del Acta de Nacimiento </w:t>
-      </w:r>
-      <w:proofErr w:type="spellStart"/>
-      <w:r>
-        <w:rPr>
-          <w:rFonts w:ascii="Arial" w:hAnsi="Arial" w:cs="Arial"/>
-          <w:sz w:val="22"/>
-          <w:szCs w:val="22"/>
-          <w:lang w:val="es-PE"/>
-        </w:rPr>
-        <w:t>N°</w:t>
-      </w:r>
-      <w:proofErr w:type="spellEnd"/>
+        <w:t xml:space="preserve">, la incorporación del Acta de </w:t>
+      </w:r>
+      <w:r>
+        <w:rPr>
+          <w:rFonts w:ascii="Arial" w:hAnsi="Arial" w:cs="Arial"/>
+          <w:b/>
+          <w:bCs/>
+          <w:sz w:val="22"/>
+          <w:szCs w:val="22"/>
+          <w:lang w:val="es-PE"/>
+        </w:rPr>
+        <w:t>#tipoActa#</w:t>
+      </w:r>
       <w:r>
         <w:rPr>
           <w:rFonts w:ascii="Arial" w:hAnsi="Arial" w:cs="Arial"/>
@@ -2745,6 +2940,75 @@
           <w:szCs w:val="22"/>
           <w:lang w:val="es-PE"/>
         </w:rPr>
+        <w:t xml:space="preserve">N° </w:t>
+      </w:r>
+      <w:r>
+        <w:rPr>
+          <w:rFonts w:ascii="Arial" w:hAnsi="Arial" w:cs="Arial"/>
+          <w:b/>
+          <w:bCs/>
+          <w:sz w:val="22"/>
+          <w:szCs w:val="22"/>
+          <w:lang w:val="es-PE"/>
+        </w:rPr>
+        <w:t>#nroActa#</w:t>
+      </w:r>
+      <w:r>
+        <w:rPr>
+          <w:rFonts w:ascii="Arial" w:hAnsi="Arial" w:cs="Arial"/>
+          <w:sz w:val="22"/>
+          <w:szCs w:val="22"/>
+          <w:lang w:val="es-PE"/>
+        </w:rPr>
+        <w:t xml:space="preserve"> </w:t>
+      </w:r>
+      <w:r>
+        <w:rPr>
+          <w:rFonts w:ascii="Arial" w:hAnsi="Arial" w:cs="Arial"/>
+          <w:sz w:val="22"/>
+          <w:szCs w:val="22"/>
+          <w:lang w:val="es-PE"/>
+        </w:rPr>
+        <w:t xml:space="preserve">a nombre de </w:t>
+      </w:r>
+      <w:r>
+        <w:rPr>
+          <w:rFonts w:ascii="Arial" w:hAnsi="Arial" w:cs="Arial"/>
+          <w:b/>
+          <w:bCs/>
+          <w:sz w:val="22"/>
+          <w:szCs w:val="22"/>
+          <w:lang w:val="es-PE"/>
+        </w:rPr>
+        <w:t>#nomTitular#</w:t>
+      </w:r>
+      <w:r>
+        <w:rPr>
+          <w:rFonts w:ascii="Arial" w:hAnsi="Arial" w:cs="Arial"/>
+          <w:b/>
+          <w:bCs/>
+          <w:sz w:val="22"/>
+          <w:szCs w:val="22"/>
+          <w:lang w:val="es-PE"/>
+        </w:rPr>
+        <w:t>,</w:t>
+      </w:r>
+      <w:r>
+        <w:rPr>
+          <w:rFonts w:ascii="Arial" w:hAnsi="Arial" w:cs="Arial"/>
+          <w:sz w:val="22"/>
+          <w:szCs w:val="22"/>
+          <w:lang w:val="es-PE"/>
+        </w:rPr>
+        <w:t xml:space="preserve"> registrada por </w:t>
+      </w:r>
+      <w:r>
+        <w:rPr>
+          <w:rFonts w:ascii="Arial" w:hAnsi="Arial" w:cs="Arial"/>
+          <w:sz w:val="22"/>
+          <w:szCs w:val="22"/>
+          <w:lang w:val="es-PE"/>
+        </w:rPr>
         <w:t>XXXX</w:t>
       </w:r>
       <w:r>
@@ -2754,7 +3018,7 @@
           <w:szCs w:val="22"/>
           <w:lang w:val="es-PE"/>
         </w:rPr>
-        <w:t xml:space="preserve"> a nombre de </w:t>
+        <w:t xml:space="preserve">, ante la Oficina de Registros del Estado Civil de </w:t>
       </w:r>
       <w:r>
         <w:rPr>
@@ -2772,7 +3036,7 @@
           <w:szCs w:val="22"/>
           <w:lang w:val="es-PE"/>
         </w:rPr>
-        <w:t xml:space="preserve">, registrada por </w:t>
+        <w:t xml:space="preserve">, actualmente incorporada al RENIEC, teniendo como fecha de nacimiento </w:t>
       </w:r>
       <w:r>
         <w:rPr>
@@ -2790,7 +3054,7 @@
           <w:szCs w:val="22"/>
           <w:lang w:val="es-PE"/>
         </w:rPr>
-        <w:t xml:space="preserve">, ante la Oficina de Registros del Estado Civil de </w:t>
+        <w:t xml:space="preserve">, y como nombre de los padres a: </w:t>
       </w:r>
       <w:r>
         <w:rPr>
@@ -2808,7 +3072,7 @@
           <w:szCs w:val="22"/>
           <w:lang w:val="es-PE"/>
         </w:rPr>
-        <w:t xml:space="preserve">, actualmente incorporada al RENIEC, teniendo como fecha de nacimiento </w:t>
+        <w:t xml:space="preserve"> y </w:t>
       </w:r>
       <w:r>
         <w:rPr>
@@ -2826,7 +3090,7 @@
           <w:szCs w:val="22"/>
           <w:lang w:val="es-PE"/>
         </w:rPr>
-        <w:t xml:space="preserve">, y como nombre de los padres a: </w:t>
+        <w:t xml:space="preserve">, siendo declarante </w:t>
       </w:r>
       <w:r>
         <w:rPr>
@@ -2844,6 +3108,276 @@
           <w:szCs w:val="22"/>
           <w:lang w:val="es-PE"/>
         </w:rPr>
+        <w:t xml:space="preserve">, inscripción realizada en virtud </w:t>
+      </w:r>
+      <w:r>
+        <w:rPr>
+          <w:rFonts w:ascii="Arial" w:hAnsi="Arial" w:cs="Arial"/>
+          <w:sz w:val="22"/>
+          <w:szCs w:val="22"/>
+          <w:lang w:val="es-PE"/>
+        </w:rPr>
+        <w:t>XXXXX</w:t>
+      </w:r>
+      <w:r>
+        <w:rPr>
+          <w:rFonts w:ascii="Arial" w:hAnsi="Arial" w:cs="Arial"/>
+          <w:sz w:val="22"/>
+          <w:szCs w:val="22"/>
+          <w:lang w:val="es-PE"/>
+        </w:rPr>
+        <w:t xml:space="preserve">; </w:t>
+      </w:r>
+    </w:p>
+    <w:p>
+      <w:pPr>
+        <w:tabs>
+          <w:tab w:val="left" w:pos="709"/>
+        </w:tabs>
+        <w:jc w:val="both"/>
+        <w:rPr>
+          <w:rFonts w:ascii="Arial" w:hAnsi="Arial" w:cs="Arial"/>
+          <w:sz w:val="22"/>
+          <w:szCs w:val="22"/>
+          <w:lang w:val="es-PE"/>
+        </w:rPr>
+      </w:pPr>
+    </w:p>
+    <w:p>
+      <w:pPr>
+        <w:tabs>
+          <w:tab w:val="left" w:pos="709"/>
+        </w:tabs>
+        <w:jc w:val="both"/>
+        <w:rPr>
+          <w:rFonts w:ascii="Arial" w:hAnsi="Arial" w:cs="Arial"/>
+          <w:sz w:val="22"/>
+          <w:szCs w:val="22"/>
+          <w:lang w:val="es-PE"/>
+        </w:rPr>
+      </w:pPr>
+      <w:r>
+        <w:rPr>
+          <w:rFonts w:ascii="Arial" w:hAnsi="Arial" w:cs="Arial"/>
+          <w:sz w:val="22"/>
+          <w:szCs w:val="22"/>
+          <w:lang w:val="es-PE"/>
+        </w:rPr>
+        <w:t xml:space="preserve">Que, conforme se desprende del ítem (2) se verifica en el Sistema Integrado de Registros </w:t>
+      </w:r>
+      <w:r>
+        <w:rPr>
+          <w:rFonts w:ascii="Arial" w:hAnsi="Arial" w:cs="Arial"/>
+          <w:sz w:val="22"/>
+          <w:szCs w:val="22"/>
+          <w:lang w:val="es-PE"/>
+        </w:rPr>
+        <w:t>Civiles (</w:t>
+      </w:r>
+      <w:r>
+        <w:rPr>
+          <w:rFonts w:ascii="Arial" w:hAnsi="Arial" w:cs="Arial"/>
+          <w:sz w:val="22"/>
+          <w:szCs w:val="22"/>
+          <w:lang w:val="es-PE"/>
+        </w:rPr>
+        <w:t>SIRCM</w:t>
+      </w:r>
+      <w:r>
+        <w:rPr>
+          <w:rFonts w:ascii="Arial" w:hAnsi="Arial" w:cs="Arial"/>
+          <w:sz w:val="22"/>
+          <w:szCs w:val="22"/>
+          <w:lang w:val="es-PE"/>
+        </w:rPr>
+        <w:t>)</w:t>
+      </w:r>
+      <w:r>
+        <w:rPr>
+          <w:rFonts w:ascii="Arial" w:hAnsi="Arial" w:cs="Arial"/>
+          <w:sz w:val="22"/>
+          <w:szCs w:val="22"/>
+          <w:lang w:val="es-PE"/>
+        </w:rPr>
+        <w:t xml:space="preserve">, la incorporación del Acta de </w:t>
+      </w:r>
+      <w:r>
+        <w:rPr>
+          <w:rFonts w:ascii="Arial" w:hAnsi="Arial" w:cs="Arial"/>
+          <w:b/>
+          <w:bCs/>
+          <w:sz w:val="22"/>
+          <w:szCs w:val="22"/>
+          <w:lang w:val="es-PE"/>
+        </w:rPr>
+        <w:t>#tipoActa#</w:t>
+      </w:r>
+      <w:r>
+        <w:rPr>
+          <w:rFonts w:ascii="Arial" w:hAnsi="Arial" w:cs="Arial"/>
+          <w:sz w:val="22"/>
+          <w:szCs w:val="22"/>
+          <w:lang w:val="es-PE"/>
+        </w:rPr>
+        <w:t xml:space="preserve"> </w:t>
+      </w:r>
+      <w:r>
+        <w:rPr>
+          <w:rFonts w:ascii="Arial" w:hAnsi="Arial" w:cs="Arial"/>
+          <w:sz w:val="22"/>
+          <w:szCs w:val="22"/>
+          <w:lang w:val="es-PE"/>
+        </w:rPr>
+        <w:t xml:space="preserve">N° </w:t>
+      </w:r>
+      <w:r>
+        <w:rPr>
+          <w:rFonts w:ascii="Arial" w:hAnsi="Arial" w:cs="Arial"/>
+          <w:b/>
+          <w:bCs/>
+          <w:sz w:val="22"/>
+          <w:szCs w:val="22"/>
+          <w:lang w:val="es-PE"/>
+        </w:rPr>
+        <w:t>#nroActa#</w:t>
+      </w:r>
+      <w:r>
+        <w:rPr>
+          <w:rFonts w:ascii="Arial" w:hAnsi="Arial" w:cs="Arial"/>
+          <w:sz w:val="22"/>
+          <w:szCs w:val="22"/>
+          <w:lang w:val="es-PE"/>
+        </w:rPr>
+        <w:t xml:space="preserve"> </w:t>
+      </w:r>
+      <w:r>
+        <w:rPr>
+          <w:rFonts w:ascii="Arial" w:hAnsi="Arial" w:cs="Arial"/>
+          <w:sz w:val="22"/>
+          <w:szCs w:val="22"/>
+          <w:lang w:val="es-PE"/>
+        </w:rPr>
+        <w:t xml:space="preserve">a nombre de </w:t>
+      </w:r>
+      <w:r>
+        <w:rPr>
+          <w:rFonts w:ascii="Arial" w:hAnsi="Arial" w:cs="Arial"/>
+          <w:b/>
+          <w:bCs/>
+          <w:sz w:val="22"/>
+          <w:szCs w:val="22"/>
+          <w:lang w:val="es-PE"/>
+        </w:rPr>
+        <w:t>#nomTitular#</w:t>
+      </w:r>
+      <w:r>
+        <w:rPr>
+          <w:rFonts w:ascii="Arial" w:hAnsi="Arial" w:cs="Arial"/>
+          <w:b/>
+          <w:bCs/>
+          <w:sz w:val="22"/>
+          <w:szCs w:val="22"/>
+          <w:lang w:val="es-PE"/>
+        </w:rPr>
+        <w:t>,</w:t>
+      </w:r>
+      <w:r>
+        <w:rPr>
+          <w:rFonts w:ascii="Arial" w:hAnsi="Arial" w:cs="Arial"/>
+          <w:sz w:val="22"/>
+          <w:szCs w:val="22"/>
+          <w:lang w:val="es-PE"/>
+        </w:rPr>
+        <w:t xml:space="preserve"> inscripción realizada bajo </w:t>
+      </w:r>
+      <w:r>
+        <w:rPr>
+          <w:rFonts w:ascii="Arial" w:hAnsi="Arial" w:cs="Arial"/>
+          <w:sz w:val="22"/>
+          <w:szCs w:val="22"/>
+          <w:lang w:val="es-PE"/>
+        </w:rPr>
+        <w:t>XXXX</w:t>
+      </w:r>
+      <w:r>
+        <w:rPr>
+          <w:rFonts w:ascii="Arial" w:hAnsi="Arial" w:cs="Arial"/>
+          <w:sz w:val="22"/>
+          <w:szCs w:val="22"/>
+          <w:lang w:val="es-PE"/>
+        </w:rPr>
+        <w:t xml:space="preserve"> el </w:t>
+      </w:r>
+      <w:r>
+        <w:rPr>
+          <w:rFonts w:ascii="Arial" w:hAnsi="Arial" w:cs="Arial"/>
+          <w:sz w:val="22"/>
+          <w:szCs w:val="22"/>
+          <w:lang w:val="es-PE"/>
+        </w:rPr>
+        <w:t>XXXX</w:t>
+      </w:r>
+      <w:r>
+        <w:rPr>
+          <w:rFonts w:ascii="Arial" w:hAnsi="Arial" w:cs="Arial"/>
+          <w:sz w:val="22"/>
+          <w:szCs w:val="22"/>
+          <w:lang w:val="es-PE"/>
+        </w:rPr>
+        <w:t xml:space="preserve">, en la Oficina de Registros del Estado Civil de la </w:t>
+      </w:r>
+      <w:r>
+        <w:rPr>
+          <w:rFonts w:ascii="Arial" w:hAnsi="Arial" w:cs="Arial"/>
+          <w:sz w:val="22"/>
+          <w:szCs w:val="22"/>
+          <w:lang w:val="es-PE"/>
+        </w:rPr>
+        <w:t>XXXX</w:t>
+      </w:r>
+      <w:r>
+        <w:rPr>
+          <w:rFonts w:ascii="Arial" w:hAnsi="Arial" w:cs="Arial"/>
+          <w:sz w:val="22"/>
+          <w:szCs w:val="22"/>
+          <w:lang w:val="es-PE"/>
+        </w:rPr>
+        <w:t xml:space="preserve">, actualmente incorporada al RENIEC, teniendo como fecha de nacimiento el </w:t>
+      </w:r>
+      <w:r>
+        <w:rPr>
+          <w:rFonts w:ascii="Arial" w:hAnsi="Arial" w:cs="Arial"/>
+          <w:sz w:val="22"/>
+          <w:szCs w:val="22"/>
+          <w:lang w:val="es-PE"/>
+        </w:rPr>
+        <w:t xml:space="preserve">XXXXX </w:t>
+      </w:r>
+      <w:r>
+        <w:rPr>
+          <w:rFonts w:ascii="Arial" w:hAnsi="Arial" w:cs="Arial"/>
+          <w:sz w:val="22"/>
+          <w:szCs w:val="22"/>
+          <w:lang w:val="es-PE"/>
+        </w:rPr>
+        <w:t xml:space="preserve"> y como nombre de los padres a: </w:t>
+      </w:r>
+      <w:r>
+        <w:rPr>
+          <w:rFonts w:ascii="Arial" w:hAnsi="Arial" w:cs="Arial"/>
+          <w:sz w:val="22"/>
+          <w:szCs w:val="22"/>
+          <w:lang w:val="es-PE"/>
+        </w:rPr>
+        <w:t>XXXX</w:t>
+      </w:r>
+      <w:r>
+        <w:rPr>
+          <w:rFonts w:ascii="Arial" w:hAnsi="Arial" w:cs="Arial"/>
+          <w:sz w:val="22"/>
+          <w:szCs w:val="22"/>
+          <w:lang w:val="es-PE"/>
+        </w:rPr>
         <w:t xml:space="preserve"> y </w:t>
       </w:r>
       <w:r>
@@ -2871,34 +3405,16 @@
           <w:szCs w:val="22"/>
           <w:lang w:val="es-PE"/>
         </w:rPr>
-        <w:t>XXXX</w:t>
-      </w:r>
-      <w:r>
-        <w:rPr>
-          <w:rFonts w:ascii="Arial" w:hAnsi="Arial" w:cs="Arial"/>
-          <w:sz w:val="22"/>
-          <w:szCs w:val="22"/>
-          <w:lang w:val="es-PE"/>
-        </w:rPr>
-        <w:t xml:space="preserve">, inscripción realizada en virtud </w:t>
-      </w:r>
-      <w:r>
-        <w:rPr>
-          <w:rFonts w:ascii="Arial" w:hAnsi="Arial" w:cs="Arial"/>
-          <w:sz w:val="22"/>
-          <w:szCs w:val="22"/>
-          <w:lang w:val="es-PE"/>
-        </w:rPr>
-        <w:t>XXXXX</w:t>
-      </w:r>
-      <w:r>
-        <w:rPr>
-          <w:rFonts w:ascii="Arial" w:hAnsi="Arial" w:cs="Arial"/>
-          <w:sz w:val="22"/>
-          <w:szCs w:val="22"/>
-          <w:lang w:val="es-PE"/>
-        </w:rPr>
-        <w:t xml:space="preserve">; </w:t>
+        <w:t>XXX</w:t>
+      </w:r>
+      <w:r>
+        <w:rPr>
+          <w:rFonts w:ascii="Arial" w:hAnsi="Arial" w:cs="Arial"/>
+          <w:sz w:val="22"/>
+          <w:szCs w:val="22"/>
+          <w:lang w:val="es-PE"/>
+        </w:rPr>
+        <w:t>;</w:t>
       </w:r>
     </w:p>
     <w:p>
@@ -2911,56 +3427,60 @@
           <w:rFonts w:ascii="Arial" w:hAnsi="Arial" w:cs="Arial"/>
           <w:sz w:val="22"/>
           <w:szCs w:val="22"/>
-          <w:lang w:val="es-PE"/>
-        </w:rPr>
-      </w:pPr>
-    </w:p>
-    <w:p>
-      <w:pPr>
-        <w:tabs>
-          <w:tab w:val="left" w:pos="709"/>
+        </w:rPr>
+      </w:pPr>
+    </w:p>
+    <w:p>
+      <w:pPr>
+        <w:pStyle w:val="Encabezado"/>
+        <w:tabs>
+          <w:tab w:val="left" w:pos="180"/>
         </w:tabs>
         <w:jc w:val="both"/>
         <w:rPr>
           <w:rFonts w:ascii="Arial" w:hAnsi="Arial" w:cs="Arial"/>
           <w:sz w:val="22"/>
           <w:szCs w:val="22"/>
-          <w:lang w:val="es-PE"/>
-        </w:rPr>
-      </w:pPr>
-      <w:r>
-        <w:rPr>
-          <w:rFonts w:ascii="Arial" w:hAnsi="Arial" w:cs="Arial"/>
-          <w:sz w:val="22"/>
-          <w:szCs w:val="22"/>
-          <w:lang w:val="es-PE"/>
-        </w:rPr>
-        <w:t xml:space="preserve">Que, conforme se desprende del ítem (2) se verifica en el Sistema Integrado de Registros </w:t>
-      </w:r>
-      <w:r>
-        <w:rPr>
-          <w:rFonts w:ascii="Arial" w:hAnsi="Arial" w:cs="Arial"/>
-          <w:sz w:val="22"/>
-          <w:szCs w:val="22"/>
-          <w:lang w:val="es-PE"/>
-        </w:rPr>
-        <w:t>Civiles (</w:t>
-      </w:r>
-      <w:r>
-        <w:rPr>
-          <w:rFonts w:ascii="Arial" w:hAnsi="Arial" w:cs="Arial"/>
-          <w:sz w:val="22"/>
-          <w:szCs w:val="22"/>
-          <w:lang w:val="es-PE"/>
-        </w:rPr>
-        <w:t>SIRCM</w:t>
-      </w:r>
-      <w:r>
-        <w:rPr>
-          <w:rFonts w:ascii="Arial" w:hAnsi="Arial" w:cs="Arial"/>
-          <w:sz w:val="22"/>
-          <w:szCs w:val="22"/>
-          <w:lang w:val="es-PE"/>
+        </w:rPr>
+      </w:pPr>
+      <w:bookmarkStart w:id="14" w:name="_Hlk56588813"/>
+      <w:r>
+        <w:rPr>
+          <w:rFonts w:ascii="Arial" w:hAnsi="Arial" w:cs="Arial"/>
+          <w:sz w:val="22"/>
+          <w:szCs w:val="22"/>
+        </w:rPr>
+        <w:t>Que, d</w:t>
+      </w:r>
+      <w:r>
+        <w:rPr>
+          <w:rFonts w:ascii="Arial" w:hAnsi="Arial" w:cs="Arial"/>
+          <w:sz w:val="22"/>
+          <w:szCs w:val="22"/>
+        </w:rPr>
+        <w:t xml:space="preserve">e la consulta efectuada en el Sistema Integrado Operativo </w:t>
+      </w:r>
+      <w:r>
+        <w:rPr>
+          <w:rFonts w:ascii="Arial" w:hAnsi="Arial" w:cs="Arial"/>
+          <w:sz w:val="22"/>
+          <w:szCs w:val="22"/>
+        </w:rPr>
+        <w:t>(</w:t>
+      </w:r>
+      <w:r>
+        <w:rPr>
+          <w:rFonts w:ascii="Arial" w:hAnsi="Arial" w:cs="Arial"/>
+          <w:sz w:val="22"/>
+          <w:szCs w:val="22"/>
+        </w:rPr>
+        <w:t>SIO</w:t>
+      </w:r>
+      <w:r>
+        <w:rPr>
+          <w:rFonts w:ascii="Arial" w:hAnsi="Arial" w:cs="Arial"/>
+          <w:sz w:val="22"/>
+          <w:szCs w:val="22"/>
         </w:rPr>
         <w:t>)</w:t>
       </w:r>
@@ -2969,285 +3489,37 @@
           <w:rFonts w:ascii="Arial" w:hAnsi="Arial" w:cs="Arial"/>
           <w:sz w:val="22"/>
           <w:szCs w:val="22"/>
-          <w:lang w:val="es-PE"/>
-        </w:rPr>
-        <w:t xml:space="preserve">, la incorporación del Acta de Nacimiento </w:t>
-      </w:r>
-      <w:proofErr w:type="spellStart"/>
-      <w:r>
-        <w:rPr>
-          <w:rFonts w:ascii="Arial" w:hAnsi="Arial" w:cs="Arial"/>
-          <w:sz w:val="22"/>
-          <w:szCs w:val="22"/>
-          <w:lang w:val="es-PE"/>
-        </w:rPr>
-        <w:t>N°</w:t>
-      </w:r>
-      <w:proofErr w:type="spellEnd"/>
-      <w:r>
-        <w:rPr>
-          <w:rFonts w:ascii="Arial" w:hAnsi="Arial" w:cs="Arial"/>
-          <w:sz w:val="22"/>
-          <w:szCs w:val="22"/>
-          <w:lang w:val="es-PE"/>
+        </w:rPr>
+        <w:t xml:space="preserve">, </w:t>
+      </w:r>
+      <w:r>
+        <w:rPr>
+          <w:rFonts w:ascii="Arial" w:eastAsia="Calibri" w:hAnsi="Arial" w:cs="Arial"/>
+          <w:sz w:val="22"/>
+          <w:szCs w:val="22"/>
+          <w:lang w:eastAsia="en-US"/>
+        </w:rPr>
+        <w:t>se advierte que</w:t>
+      </w:r>
+      <w:r>
+        <w:rPr>
+          <w:rFonts w:ascii="Arial" w:eastAsia="Calibri" w:hAnsi="Arial" w:cs="Arial"/>
+          <w:sz w:val="22"/>
+          <w:szCs w:val="22"/>
+          <w:lang w:eastAsia="en-US"/>
         </w:rPr>
         <w:t xml:space="preserve"> </w:t>
       </w:r>
       <w:r>
         <w:rPr>
-          <w:rFonts w:ascii="Arial" w:hAnsi="Arial" w:cs="Arial"/>
-          <w:sz w:val="22"/>
-          <w:szCs w:val="22"/>
-          <w:lang w:val="es-PE"/>
-        </w:rPr>
-        <w:t>XXXX</w:t>
-      </w:r>
-      <w:r>
-        <w:rPr>
-          <w:rFonts w:ascii="Arial" w:hAnsi="Arial" w:cs="Arial"/>
-          <w:sz w:val="22"/>
-          <w:szCs w:val="22"/>
-          <w:lang w:val="es-PE"/>
-        </w:rPr>
-        <w:t xml:space="preserve"> a nombre de </w:t>
-      </w:r>
-      <w:r>
-        <w:rPr>
-          <w:rFonts w:ascii="Arial" w:hAnsi="Arial" w:cs="Arial"/>
-          <w:sz w:val="22"/>
-          <w:szCs w:val="22"/>
-          <w:lang w:val="es-PE"/>
-        </w:rPr>
-        <w:t>XXXX</w:t>
-      </w:r>
-      <w:r>
-        <w:rPr>
-          <w:rFonts w:ascii="Arial" w:hAnsi="Arial" w:cs="Arial"/>
-          <w:sz w:val="22"/>
-          <w:szCs w:val="22"/>
-          <w:lang w:val="es-PE"/>
-        </w:rPr>
-        <w:t xml:space="preserve">, inscripción realizada bajo </w:t>
-      </w:r>
-      <w:r>
-        <w:rPr>
-          <w:rFonts w:ascii="Arial" w:hAnsi="Arial" w:cs="Arial"/>
-          <w:sz w:val="22"/>
-          <w:szCs w:val="22"/>
-          <w:lang w:val="es-PE"/>
-        </w:rPr>
-        <w:t>XXXX</w:t>
-      </w:r>
-      <w:r>
-        <w:rPr>
-          <w:rFonts w:ascii="Arial" w:hAnsi="Arial" w:cs="Arial"/>
-          <w:sz w:val="22"/>
-          <w:szCs w:val="22"/>
-          <w:lang w:val="es-PE"/>
-        </w:rPr>
-        <w:t xml:space="preserve"> el </w:t>
-      </w:r>
-      <w:r>
-        <w:rPr>
-          <w:rFonts w:ascii="Arial" w:hAnsi="Arial" w:cs="Arial"/>
-          <w:sz w:val="22"/>
-          <w:szCs w:val="22"/>
-          <w:lang w:val="es-PE"/>
-        </w:rPr>
-        <w:t>XXXX</w:t>
-      </w:r>
-      <w:r>
-        <w:rPr>
-          <w:rFonts w:ascii="Arial" w:hAnsi="Arial" w:cs="Arial"/>
-          <w:sz w:val="22"/>
-          <w:szCs w:val="22"/>
-          <w:lang w:val="es-PE"/>
-        </w:rPr>
-        <w:t xml:space="preserve">, en la Oficina de Registros del Estado Civil de la </w:t>
-      </w:r>
-      <w:r>
-        <w:rPr>
-          <w:rFonts w:ascii="Arial" w:hAnsi="Arial" w:cs="Arial"/>
-          <w:sz w:val="22"/>
-          <w:szCs w:val="22"/>
-          <w:lang w:val="es-PE"/>
-        </w:rPr>
-        <w:t>XXXX</w:t>
-      </w:r>
-      <w:r>
-        <w:rPr>
-          <w:rFonts w:ascii="Arial" w:hAnsi="Arial" w:cs="Arial"/>
-          <w:sz w:val="22"/>
-          <w:szCs w:val="22"/>
-          <w:lang w:val="es-PE"/>
-        </w:rPr>
-        <w:t xml:space="preserve">, actualmente incorporada al RENIEC, teniendo como fecha de nacimiento el </w:t>
-      </w:r>
-      <w:r>
-        <w:rPr>
-          <w:rFonts w:ascii="Arial" w:hAnsi="Arial" w:cs="Arial"/>
-          <w:sz w:val="22"/>
-          <w:szCs w:val="22"/>
-          <w:lang w:val="es-PE"/>
-        </w:rPr>
-        <w:t xml:space="preserve">XXXXX </w:t>
-      </w:r>
-      <w:r>
-        <w:rPr>
-          <w:rFonts w:ascii="Arial" w:hAnsi="Arial" w:cs="Arial"/>
-          <w:sz w:val="22"/>
-          <w:szCs w:val="22"/>
-          <w:lang w:val="es-PE"/>
-        </w:rPr>
-        <w:t xml:space="preserve"> y como nombre de los padres a: </w:t>
-      </w:r>
-      <w:r>
-        <w:rPr>
-          <w:rFonts w:ascii="Arial" w:hAnsi="Arial" w:cs="Arial"/>
-          <w:sz w:val="22"/>
-          <w:szCs w:val="22"/>
-          <w:lang w:val="es-PE"/>
-        </w:rPr>
-        <w:t>XXXX</w:t>
-      </w:r>
-      <w:r>
-        <w:rPr>
-          <w:rFonts w:ascii="Arial" w:hAnsi="Arial" w:cs="Arial"/>
-          <w:sz w:val="22"/>
-          <w:szCs w:val="22"/>
-          <w:lang w:val="es-PE"/>
-        </w:rPr>
-        <w:t xml:space="preserve"> y </w:t>
-      </w:r>
-      <w:r>
-        <w:rPr>
-          <w:rFonts w:ascii="Arial" w:hAnsi="Arial" w:cs="Arial"/>
-          <w:sz w:val="22"/>
-          <w:szCs w:val="22"/>
-          <w:lang w:val="es-PE"/>
-        </w:rPr>
-        <w:t>XXXX</w:t>
-      </w:r>
-      <w:r>
-        <w:rPr>
-          <w:rFonts w:ascii="Arial" w:hAnsi="Arial" w:cs="Arial"/>
-          <w:sz w:val="22"/>
-          <w:szCs w:val="22"/>
-          <w:lang w:val="es-PE"/>
-        </w:rPr>
-        <w:t xml:space="preserve">, siendo declarante </w:t>
-      </w:r>
-      <w:r>
-        <w:rPr>
-          <w:rFonts w:ascii="Arial" w:hAnsi="Arial" w:cs="Arial"/>
-          <w:sz w:val="22"/>
-          <w:szCs w:val="22"/>
-          <w:lang w:val="es-PE"/>
-        </w:rPr>
-        <w:t>XXX</w:t>
-      </w:r>
-      <w:r>
-        <w:rPr>
-          <w:rFonts w:ascii="Arial" w:hAnsi="Arial" w:cs="Arial"/>
-          <w:sz w:val="22"/>
-          <w:szCs w:val="22"/>
-          <w:lang w:val="es-PE"/>
-        </w:rPr>
-        <w:t>;</w:t>
-      </w:r>
-    </w:p>
-    <w:p>
-      <w:pPr>
-        <w:tabs>
-          <w:tab w:val="left" w:pos="709"/>
-        </w:tabs>
-        <w:jc w:val="both"/>
-        <w:rPr>
-          <w:rFonts w:ascii="Arial" w:hAnsi="Arial" w:cs="Arial"/>
-          <w:sz w:val="22"/>
-          <w:szCs w:val="22"/>
-        </w:rPr>
-      </w:pPr>
-    </w:p>
-    <w:p>
-      <w:pPr>
-        <w:pStyle w:val="Encabezado"/>
-        <w:tabs>
-          <w:tab w:val="left" w:pos="180"/>
-        </w:tabs>
-        <w:jc w:val="both"/>
-        <w:rPr>
-          <w:rFonts w:ascii="Arial" w:hAnsi="Arial" w:cs="Arial"/>
-          <w:sz w:val="22"/>
-          <w:szCs w:val="22"/>
-        </w:rPr>
-      </w:pPr>
-      <w:bookmarkStart w:id="14" w:name="_Hlk56588813"/>
-      <w:r>
-        <w:rPr>
-          <w:rFonts w:ascii="Arial" w:hAnsi="Arial" w:cs="Arial"/>
-          <w:sz w:val="22"/>
-          <w:szCs w:val="22"/>
-        </w:rPr>
-        <w:t>Que, d</w:t>
-      </w:r>
-      <w:r>
-        <w:rPr>
-          <w:rFonts w:ascii="Arial" w:hAnsi="Arial" w:cs="Arial"/>
-          <w:sz w:val="22"/>
-          <w:szCs w:val="22"/>
-        </w:rPr>
-        <w:t xml:space="preserve">e la consulta efectuada en el Sistema Integrado Operativo </w:t>
-      </w:r>
-      <w:r>
-        <w:rPr>
-          <w:rFonts w:ascii="Arial" w:hAnsi="Arial" w:cs="Arial"/>
-          <w:sz w:val="22"/>
-          <w:szCs w:val="22"/>
-        </w:rPr>
-        <w:t>(</w:t>
-      </w:r>
-      <w:r>
-        <w:rPr>
-          <w:rFonts w:ascii="Arial" w:hAnsi="Arial" w:cs="Arial"/>
-          <w:sz w:val="22"/>
-          <w:szCs w:val="22"/>
-        </w:rPr>
-        <w:t>SIO</w:t>
-      </w:r>
-      <w:r>
-        <w:rPr>
-          <w:rFonts w:ascii="Arial" w:hAnsi="Arial" w:cs="Arial"/>
-          <w:sz w:val="22"/>
-          <w:szCs w:val="22"/>
-        </w:rPr>
-        <w:t>)</w:t>
-      </w:r>
-      <w:r>
-        <w:rPr>
-          <w:rFonts w:ascii="Arial" w:hAnsi="Arial" w:cs="Arial"/>
-          <w:sz w:val="22"/>
-          <w:szCs w:val="22"/>
-        </w:rPr>
-        <w:t xml:space="preserve">, </w:t>
-      </w:r>
-      <w:r>
-        <w:rPr>
           <w:rFonts w:ascii="Arial" w:eastAsia="Calibri" w:hAnsi="Arial" w:cs="Arial"/>
+          <w:b/>
+          <w:bCs/>
           <w:sz w:val="22"/>
           <w:szCs w:val="22"/>
           <w:lang w:eastAsia="en-US"/>
         </w:rPr>
-        <w:t xml:space="preserve">se advierte que </w:t>
-      </w:r>
-      <w:r>
-        <w:rPr>
-          <w:rFonts w:ascii="Arial" w:hAnsi="Arial" w:cs="Arial"/>
-          <w:noProof/>
-          <w:sz w:val="22"/>
-          <w:szCs w:val="22"/>
-        </w:rPr>
-        <w:t>(nombre del titular)</w:t>
+        <w:t>#nomTitular#</w:t>
       </w:r>
       <w:r>
         <w:rPr>
@@ -3265,9 +3537,8 @@
           <w:szCs w:val="22"/>
           <w:lang w:val="es-ES_tradnl" w:eastAsia="en-US"/>
         </w:rPr>
-        <w:t xml:space="preserve">Único de Identificación de las Personas Naturales - RUIPN con Inscripción DNI </w:t>
-      </w:r>
-      <w:proofErr w:type="spellStart"/>
+        <w:t>Único de Identificación de las Personas Naturales - RUIPN con Inscripción DNI N°</w:t>
+      </w:r>
       <w:r>
         <w:rPr>
           <w:rFonts w:ascii="Arial" w:eastAsia="Calibri" w:hAnsi="Arial" w:cs="Arial"/>
@@ -3275,26 +3546,38 @@
           <w:szCs w:val="22"/>
           <w:lang w:val="es-ES_tradnl" w:eastAsia="en-US"/>
         </w:rPr>
-        <w:t>N°</w:t>
-      </w:r>
-      <w:proofErr w:type="spellEnd"/>
+        <w:t xml:space="preserve"> </w:t>
+      </w:r>
       <w:r>
         <w:rPr>
           <w:rFonts w:ascii="Arial" w:eastAsia="Calibri" w:hAnsi="Arial" w:cs="Arial"/>
+          <w:b/>
+          <w:bCs/>
           <w:sz w:val="22"/>
           <w:szCs w:val="22"/>
           <w:lang w:val="es-ES_tradnl" w:eastAsia="en-US"/>
         </w:rPr>
-        <w:t xml:space="preserve"> </w:t>
+        <w:t>#dniTitular#</w:t>
       </w:r>
       <w:r>
         <w:rPr>
           <w:rFonts w:ascii="Arial" w:eastAsia="Calibri" w:hAnsi="Arial" w:cs="Arial"/>
+          <w:b/>
+          <w:bCs/>
           <w:sz w:val="22"/>
           <w:szCs w:val="22"/>
           <w:lang w:eastAsia="en-US"/>
         </w:rPr>
-        <w:t>(XXX), (describir información del RUIPN)</w:t>
+        <w:t>,</w:t>
+      </w:r>
+      <w:r>
+        <w:rPr>
+          <w:rFonts w:ascii="Arial" w:eastAsia="Calibri" w:hAnsi="Arial" w:cs="Arial"/>
+          <w:sz w:val="22"/>
+          <w:szCs w:val="22"/>
+          <w:lang w:eastAsia="en-US"/>
+        </w:rPr>
+        <w:t xml:space="preserve"> (describir información del RUIPN)</w:t>
       </w:r>
       <w:r>
         <w:rPr>
@@ -3454,9 +3737,8 @@
           <w:szCs w:val="22"/>
           <w:lang w:val="es-PE" w:eastAsia="es-PE"/>
         </w:rPr>
-        <w:t xml:space="preserve"> por la Ley </w:t>
-      </w:r>
-      <w:proofErr w:type="spellStart"/>
+        <w:t xml:space="preserve"> por la Ley N° 26497, Ley Orgánica del Registro Nacional de Identificación y Estado Civil, y en virtud de lo establecido en el literal a) artículo 107</w:t>
+      </w:r>
       <w:r>
         <w:rPr>
           <w:rFonts w:ascii="Arial" w:hAnsi="Arial" w:cs="Arial"/>
@@ -3464,9 +3746,8 @@
           <w:szCs w:val="22"/>
           <w:lang w:val="es-PE" w:eastAsia="es-PE"/>
         </w:rPr>
-        <w:t>N°</w:t>
-      </w:r>
-      <w:proofErr w:type="spellEnd"/>
+        <w:t>°</w:t>
+      </w:r>
       <w:r>
         <w:rPr>
           <w:rFonts w:ascii="Arial" w:hAnsi="Arial" w:cs="Arial"/>
@@ -3474,45 +3755,7 @@
           <w:szCs w:val="22"/>
           <w:lang w:val="es-PE" w:eastAsia="es-PE"/>
         </w:rPr>
-        <w:t xml:space="preserve"> 26497, Ley Orgánica del Registro Nacional de Identificación y Estado Civil, y en virtud de lo establecido en el literal a) artículo 107</w:t>
-      </w:r>
-      <w:r>
-        <w:rPr>
-          <w:rFonts w:ascii="Arial" w:hAnsi="Arial" w:cs="Arial"/>
-          <w:sz w:val="22"/>
-          <w:szCs w:val="22"/>
-          <w:lang w:val="es-PE" w:eastAsia="es-PE"/>
-        </w:rPr>
-        <w:t>°</w:t>
-      </w:r>
-      <w:r>
-        <w:rPr>
-          <w:rFonts w:ascii="Arial" w:hAnsi="Arial" w:cs="Arial"/>
-          <w:sz w:val="22"/>
-          <w:szCs w:val="22"/>
-          <w:lang w:val="es-PE" w:eastAsia="es-PE"/>
-        </w:rPr>
-        <w:t xml:space="preserve"> del Reglamento de Organización y Funciones y la Estructura Orgánica del Registro Nacional de Identificación y Estado Civil, aprobado mediante Resolución Jefatural </w:t>
-      </w:r>
-      <w:proofErr w:type="spellStart"/>
-      <w:r>
-        <w:rPr>
-          <w:rFonts w:ascii="Arial" w:hAnsi="Arial" w:cs="Arial"/>
-          <w:sz w:val="22"/>
-          <w:szCs w:val="22"/>
-          <w:lang w:val="es-PE" w:eastAsia="es-PE"/>
-        </w:rPr>
-        <w:t>N°</w:t>
-      </w:r>
-      <w:proofErr w:type="spellEnd"/>
-      <w:r>
-        <w:rPr>
-          <w:rFonts w:ascii="Arial" w:hAnsi="Arial" w:cs="Arial"/>
-          <w:sz w:val="22"/>
-          <w:szCs w:val="22"/>
-          <w:lang w:val="es-PE" w:eastAsia="es-PE"/>
-        </w:rPr>
-        <w:t xml:space="preserve"> 000061-2024-JNAC/RENIEC</w:t>
+        <w:t xml:space="preserve"> del Reglamento de Organización y Funciones y la Estructura Orgánica del Registro Nacional de Identificación y Estado Civil, aprobado mediante Resolución Jefatural N° 000061-2024-JNAC/RENIEC</w:t>
       </w:r>
       <w:r>
         <w:rPr>
@@ -3754,43 +3997,43 @@
           <w:sz w:val="22"/>
           <w:szCs w:val="22"/>
         </w:rPr>
-        <w:t xml:space="preserve">Acta de </w:t>
-      </w:r>
-      <w:r>
-        <w:rPr>
-          <w:rFonts w:ascii="Arial" w:hAnsi="Arial" w:cs="Arial"/>
-          <w:b/>
-          <w:bCs/>
-          <w:sz w:val="22"/>
-          <w:szCs w:val="22"/>
-        </w:rPr>
-        <w:t>(NACIMIENTO, MATRIMONIO, DEFUNCIÓN)</w:t>
-      </w:r>
-      <w:r>
-        <w:rPr>
-          <w:rFonts w:ascii="Arial" w:hAnsi="Arial" w:cs="Arial"/>
+        <w:t>Acta de</w:t>
+      </w:r>
+      <w:r>
+        <w:rPr>
+          <w:rFonts w:ascii="Arial" w:hAnsi="Arial" w:cs="Arial"/>
+          <w:b/>
+          <w:bCs/>
           <w:sz w:val="22"/>
           <w:szCs w:val="22"/>
         </w:rPr>
         <w:t xml:space="preserve"> </w:t>
       </w:r>
-      <w:proofErr w:type="spellStart"/>
-      <w:r>
-        <w:rPr>
-          <w:rFonts w:ascii="Arial" w:hAnsi="Arial" w:cs="Arial"/>
-          <w:sz w:val="22"/>
-          <w:szCs w:val="22"/>
-        </w:rPr>
-        <w:t>N°</w:t>
-      </w:r>
-      <w:proofErr w:type="spellEnd"/>
-      <w:r>
-        <w:rPr>
-          <w:rFonts w:ascii="Arial" w:hAnsi="Arial" w:cs="Arial"/>
-          <w:sz w:val="22"/>
-          <w:szCs w:val="22"/>
-        </w:rPr>
-        <w:t xml:space="preserve"> (</w:t>
+      <w:r>
+        <w:rPr>
+          <w:rFonts w:ascii="Arial" w:hAnsi="Arial" w:cs="Arial"/>
+          <w:b/>
+          <w:bCs/>
+          <w:sz w:val="22"/>
+          <w:szCs w:val="22"/>
+        </w:rPr>
+        <w:t>#tipoActa#</w:t>
+      </w:r>
+      <w:r>
+        <w:rPr>
+          <w:rFonts w:ascii="Arial" w:hAnsi="Arial" w:cs="Arial"/>
+          <w:sz w:val="22"/>
+          <w:szCs w:val="22"/>
+        </w:rPr>
+        <w:t xml:space="preserve"> </w:t>
+      </w:r>
+      <w:r>
+        <w:rPr>
+          <w:rFonts w:ascii="Arial" w:hAnsi="Arial" w:cs="Arial"/>
+          <w:sz w:val="22"/>
+          <w:szCs w:val="22"/>
+        </w:rPr>
+        <w:t>N° (</w:t>
       </w:r>
       <w:r>
         <w:rPr>
@@ -3818,7 +4061,17 @@
           <w:sz w:val="22"/>
           <w:szCs w:val="22"/>
         </w:rPr>
-        <w:t xml:space="preserve"> XXXXX</w:t>
+        <w:t xml:space="preserve"> </w:t>
+      </w:r>
+      <w:r>
+        <w:rPr>
+          <w:rFonts w:ascii="Arial" w:hAnsi="Arial" w:cs="Arial"/>
+          <w:b/>
+          <w:bCs/>
+          <w:sz w:val="22"/>
+          <w:szCs w:val="22"/>
+        </w:rPr>
+        <w:t>#nomTitular#</w:t>
       </w:r>
       <w:r>
         <w:rPr>
@@ -3935,11 +4188,12 @@
           <w:sz w:val="22"/>
           <w:szCs w:val="22"/>
         </w:rPr>
-        <w:t>XXXX</w:t>
-      </w:r>
-      <w:r>
-        <w:rPr>
-          <w:rFonts w:ascii="Arial" w:hAnsi="Arial" w:cs="Arial"/>
+        <w:t>#nomTitular#</w:t>
+      </w:r>
+      <w:r>
+        <w:rPr>
+          <w:rFonts w:ascii="Arial" w:hAnsi="Arial" w:cs="Arial"/>
+          <w:b/>
           <w:sz w:val="22"/>
           <w:szCs w:val="22"/>
           <w:lang w:val="es-PE" w:eastAsia="es-PE"/>
@@ -4056,9 +4310,8 @@
           <w:highlight w:val="yellow"/>
           <w:lang w:val="es-PE" w:eastAsia="es-PE"/>
         </w:rPr>
-        <w:t xml:space="preserve"> del Texto Único Ordenado de la Ley </w:t>
-      </w:r>
-      <w:proofErr w:type="spellStart"/>
+        <w:t xml:space="preserve"> del Texto Único Ordenado de la Ley N° 27444, Ley de</w:t>
+      </w:r>
       <w:r>
         <w:rPr>
           <w:rFonts w:ascii="Arial" w:hAnsi="Arial" w:cs="Arial"/>
@@ -4067,9 +4320,8 @@
           <w:highlight w:val="yellow"/>
           <w:lang w:val="es-PE" w:eastAsia="es-PE"/>
         </w:rPr>
-        <w:t>N°</w:t>
-      </w:r>
-      <w:proofErr w:type="spellEnd"/>
+        <w:t>l</w:t>
+      </w:r>
       <w:r>
         <w:rPr>
           <w:rFonts w:ascii="Arial" w:hAnsi="Arial" w:cs="Arial"/>
@@ -4078,7 +4330,7 @@
           <w:highlight w:val="yellow"/>
           <w:lang w:val="es-PE" w:eastAsia="es-PE"/>
         </w:rPr>
-        <w:t xml:space="preserve"> 27444, Ley de</w:t>
+        <w:t xml:space="preserve"> Procedimiento Administrativo General, queda expedito el derecho del administrado para interponer, dentro de los 15 días posteriores al acto de notificación, el recurso administrativo que considere pertinente</w:t>
       </w:r>
       <w:r>
         <w:rPr>
@@ -4088,7 +4340,7 @@
           <w:highlight w:val="yellow"/>
           <w:lang w:val="es-PE" w:eastAsia="es-PE"/>
         </w:rPr>
-        <w:t>l</w:t>
+        <w:t xml:space="preserve">, de no encontrarse </w:t>
       </w:r>
       <w:r>
         <w:rPr>
@@ -4098,9 +4350,15 @@
           <w:highlight w:val="yellow"/>
           <w:lang w:val="es-PE" w:eastAsia="es-PE"/>
         </w:rPr>
-        <w:t xml:space="preserve"> Procedimiento Administrativo General, queda expedito el derecho del administrado para interponer, dentro de los 15 días posteriores al acto de notificación, el recurso administrativo que considere pertinente</w:t>
-      </w:r>
-      <w:r>
+        <w:t>conforme con lo resuelto en la presente Resolución.</w:t>
+      </w:r>
+    </w:p>
+    <w:p>
+      <w:pPr>
+        <w:autoSpaceDE w:val="0"/>
+        <w:autoSpaceDN w:val="0"/>
+        <w:adjustRightInd w:val="0"/>
+        <w:jc w:val="both"/>
         <w:rPr>
           <w:rFonts w:ascii="Arial" w:hAnsi="Arial" w:cs="Arial"/>
           <w:sz w:val="21"/>
@@ -4108,9 +4366,71 @@
           <w:highlight w:val="yellow"/>
           <w:lang w:val="es-PE" w:eastAsia="es-PE"/>
         </w:rPr>
-        <w:t xml:space="preserve">, de no encontrarse </w:t>
-      </w:r>
-      <w:r>
+      </w:pPr>
+    </w:p>
+    <w:p>
+      <w:pPr>
+        <w:autoSpaceDE w:val="0"/>
+        <w:autoSpaceDN w:val="0"/>
+        <w:adjustRightInd w:val="0"/>
+        <w:jc w:val="both"/>
+        <w:rPr>
+          <w:rFonts w:ascii="Arial" w:hAnsi="Arial" w:cs="Arial"/>
+          <w:b/>
+          <w:bCs/>
+          <w:sz w:val="22"/>
+          <w:szCs w:val="22"/>
+          <w:highlight w:val="yellow"/>
+          <w:u w:val="single"/>
+          <w:lang w:val="es-PE" w:eastAsia="es-PE"/>
+        </w:rPr>
+      </w:pPr>
+      <w:r>
+        <w:rPr>
+          <w:rFonts w:ascii="Arial" w:hAnsi="Arial" w:cs="Arial"/>
+          <w:b/>
+          <w:bCs/>
+          <w:sz w:val="22"/>
+          <w:szCs w:val="22"/>
+          <w:highlight w:val="yellow"/>
+          <w:u w:val="single"/>
+          <w:lang w:val="es-PE" w:eastAsia="es-PE"/>
+        </w:rPr>
+        <w:t>DE SER U</w:t>
+      </w:r>
+      <w:r>
+        <w:rPr>
+          <w:rFonts w:ascii="Arial" w:hAnsi="Arial" w:cs="Arial"/>
+          <w:b/>
+          <w:bCs/>
+          <w:sz w:val="22"/>
+          <w:szCs w:val="22"/>
+          <w:highlight w:val="yellow"/>
+          <w:u w:val="single"/>
+          <w:lang w:val="es-PE" w:eastAsia="es-PE"/>
+        </w:rPr>
+        <w:t>NA CANCELACIÓN DE OFICIO</w:t>
+      </w:r>
+      <w:r>
+        <w:rPr>
+          <w:rFonts w:ascii="Arial" w:hAnsi="Arial" w:cs="Arial"/>
+          <w:b/>
+          <w:bCs/>
+          <w:sz w:val="22"/>
+          <w:szCs w:val="22"/>
+          <w:highlight w:val="yellow"/>
+          <w:u w:val="single"/>
+          <w:lang w:val="es-PE" w:eastAsia="es-PE"/>
+        </w:rPr>
+        <w:t xml:space="preserve">: </w:t>
+      </w:r>
+    </w:p>
+    <w:p>
+      <w:pPr>
+        <w:autoSpaceDE w:val="0"/>
+        <w:autoSpaceDN w:val="0"/>
+        <w:adjustRightInd w:val="0"/>
+        <w:jc w:val="both"/>
         <w:rPr>
           <w:rFonts w:ascii="Arial" w:hAnsi="Arial" w:cs="Arial"/>
           <w:sz w:val="21"/>
@@ -4118,7 +4438,151 @@
           <w:highlight w:val="yellow"/>
           <w:lang w:val="es-PE" w:eastAsia="es-PE"/>
         </w:rPr>
-        <w:t>conforme con lo resuelto en la presente Resolución.</w:t>
+      </w:pPr>
+    </w:p>
+    <w:p>
+      <w:pPr>
+        <w:jc w:val="both"/>
+        <w:rPr>
+          <w:rFonts w:ascii="Arial" w:hAnsi="Arial" w:cs="Arial"/>
+          <w:sz w:val="22"/>
+          <w:szCs w:val="22"/>
+        </w:rPr>
+      </w:pPr>
+      <w:r>
+        <w:rPr>
+          <w:rFonts w:ascii="Arial" w:hAnsi="Arial" w:cs="Arial"/>
+          <w:b/>
+          <w:bCs/>
+          <w:sz w:val="22"/>
+          <w:szCs w:val="22"/>
+        </w:rPr>
+        <w:t>ARTICULO PRIMERO.-</w:t>
+      </w:r>
+      <w:r>
+        <w:rPr>
+          <w:rFonts w:ascii="Arial" w:hAnsi="Arial" w:cs="Arial"/>
+          <w:sz w:val="22"/>
+          <w:szCs w:val="22"/>
+        </w:rPr>
+        <w:t xml:space="preserve"> </w:t>
+      </w:r>
+      <w:r>
+        <w:rPr>
+          <w:rFonts w:ascii="Arial" w:hAnsi="Arial" w:cs="Arial"/>
+          <w:b/>
+          <w:bCs/>
+          <w:sz w:val="22"/>
+          <w:szCs w:val="22"/>
+        </w:rPr>
+        <w:t>DISPONER</w:t>
+      </w:r>
+      <w:r>
+        <w:rPr>
+          <w:rFonts w:ascii="Arial" w:hAnsi="Arial" w:cs="Arial"/>
+          <w:sz w:val="22"/>
+          <w:szCs w:val="22"/>
+        </w:rPr>
+        <w:t xml:space="preserve"> la </w:t>
+      </w:r>
+      <w:r>
+        <w:rPr>
+          <w:rFonts w:ascii="Arial" w:hAnsi="Arial" w:cs="Arial"/>
+          <w:b/>
+          <w:bCs/>
+          <w:sz w:val="22"/>
+          <w:szCs w:val="22"/>
+        </w:rPr>
+        <w:t>CANCELACIÓN DE OFICIO</w:t>
+      </w:r>
+      <w:r>
+        <w:rPr>
+          <w:rFonts w:ascii="Arial" w:hAnsi="Arial" w:cs="Arial"/>
+          <w:sz w:val="22"/>
+          <w:szCs w:val="22"/>
+        </w:rPr>
+        <w:t xml:space="preserve"> </w:t>
+      </w:r>
+      <w:r>
+        <w:rPr>
+          <w:rFonts w:ascii="Arial" w:eastAsia="Calibri" w:hAnsi="Arial" w:cs="Arial"/>
+          <w:sz w:val="22"/>
+          <w:szCs w:val="22"/>
+          <w:lang w:val="es-PE" w:eastAsia="en-US"/>
+        </w:rPr>
+        <w:t xml:space="preserve">del </w:t>
+      </w:r>
+      <w:r>
+        <w:rPr>
+          <w:rFonts w:ascii="Arial" w:hAnsi="Arial" w:cs="Arial"/>
+          <w:sz w:val="22"/>
+          <w:szCs w:val="22"/>
+        </w:rPr>
+        <w:t xml:space="preserve">Acta de </w:t>
+      </w:r>
+      <w:r>
+        <w:rPr>
+          <w:rFonts w:ascii="Arial" w:hAnsi="Arial" w:cs="Arial"/>
+          <w:b/>
+          <w:bCs/>
+          <w:sz w:val="22"/>
+          <w:szCs w:val="22"/>
+        </w:rPr>
+        <w:t>#tipoActa#</w:t>
+      </w:r>
+      <w:r>
+        <w:rPr>
+          <w:rFonts w:ascii="Arial" w:hAnsi="Arial" w:cs="Arial"/>
+          <w:sz w:val="22"/>
+          <w:szCs w:val="22"/>
+        </w:rPr>
+        <w:t xml:space="preserve"> N° (</w:t>
+      </w:r>
+      <w:r>
+        <w:rPr>
+          <w:rFonts w:ascii="Arial" w:hAnsi="Arial" w:cs="Arial"/>
+          <w:b/>
+          <w:bCs/>
+          <w:sz w:val="22"/>
+          <w:szCs w:val="22"/>
+        </w:rPr>
+        <w:t xml:space="preserve">XXX), </w:t>
+      </w:r>
+      <w:r>
+        <w:rPr>
+          <w:rFonts w:ascii="Arial" w:hAnsi="Arial" w:cs="Arial"/>
+          <w:sz w:val="22"/>
+          <w:szCs w:val="22"/>
+        </w:rPr>
+        <w:t>correspondiente a</w:t>
+      </w:r>
+      <w:r>
+        <w:rPr>
+          <w:rFonts w:ascii="Arial" w:hAnsi="Arial" w:cs="Arial"/>
+          <w:b/>
+          <w:bCs/>
+          <w:sz w:val="22"/>
+          <w:szCs w:val="22"/>
+        </w:rPr>
+        <w:t xml:space="preserve"> </w:t>
+      </w:r>
+      <w:r>
+        <w:rPr>
+          <w:rFonts w:ascii="Arial" w:hAnsi="Arial" w:cs="Arial"/>
+          <w:b/>
+          <w:bCs/>
+          <w:sz w:val="22"/>
+          <w:szCs w:val="22"/>
+        </w:rPr>
+        <w:t>#nomTitular#</w:t>
+      </w:r>
+      <w:r>
+        <w:rPr>
+          <w:rFonts w:ascii="Arial" w:hAnsi="Arial" w:cs="Arial"/>
+          <w:sz w:val="22"/>
+          <w:szCs w:val="22"/>
+        </w:rPr>
+        <w:t>, conforme los fundamentos expuestos en la presente Resolución.</w:t>
       </w:r>
     </w:p>
     <w:p>
@@ -4129,8 +4593,8 @@
         <w:jc w:val="both"/>
         <w:rPr>
           <w:rFonts w:ascii="Arial" w:hAnsi="Arial" w:cs="Arial"/>
-          <w:sz w:val="21"/>
-          <w:szCs w:val="21"/>
+          <w:sz w:val="22"/>
+          <w:szCs w:val="22"/>
           <w:highlight w:val="yellow"/>
           <w:lang w:val="es-PE" w:eastAsia="es-PE"/>
         </w:rPr>
@@ -4144,12 +4608,8 @@
         <w:jc w:val="both"/>
         <w:rPr>
           <w:rFonts w:ascii="Arial" w:hAnsi="Arial" w:cs="Arial"/>
-          <w:b/>
-          <w:bCs/>
-          <w:sz w:val="22"/>
-          <w:szCs w:val="22"/>
-          <w:highlight w:val="yellow"/>
-          <w:u w:val="single"/>
+          <w:sz w:val="22"/>
+          <w:szCs w:val="22"/>
           <w:lang w:val="es-PE" w:eastAsia="es-PE"/>
         </w:rPr>
       </w:pPr>
@@ -4160,37 +4620,60 @@
           <w:bCs/>
           <w:sz w:val="22"/>
           <w:szCs w:val="22"/>
-          <w:highlight w:val="yellow"/>
-          <w:u w:val="single"/>
           <w:lang w:val="es-PE" w:eastAsia="es-PE"/>
         </w:rPr>
-        <w:t>DE SER U</w:t>
-      </w:r>
-      <w:r>
-        <w:rPr>
-          <w:rFonts w:ascii="Arial" w:hAnsi="Arial" w:cs="Arial"/>
-          <w:b/>
-          <w:bCs/>
-          <w:sz w:val="22"/>
-          <w:szCs w:val="22"/>
-          <w:highlight w:val="yellow"/>
-          <w:u w:val="single"/>
+        <w:t>ARTÍCULO SEGUNDO</w:t>
+      </w:r>
+      <w:r>
+        <w:rPr>
+          <w:rFonts w:ascii="Arial" w:hAnsi="Arial" w:cs="Arial"/>
+          <w:sz w:val="22"/>
+          <w:szCs w:val="22"/>
           <w:lang w:val="es-PE" w:eastAsia="es-PE"/>
         </w:rPr>
-        <w:t>NA CANCELACIÓN DE OFICIO</w:t>
-      </w:r>
-      <w:r>
-        <w:rPr>
-          <w:rFonts w:ascii="Arial" w:hAnsi="Arial" w:cs="Arial"/>
-          <w:b/>
-          <w:bCs/>
-          <w:sz w:val="22"/>
-          <w:szCs w:val="22"/>
-          <w:highlight w:val="yellow"/>
-          <w:u w:val="single"/>
+        <w:t xml:space="preserve">. – </w:t>
+      </w:r>
+      <w:r>
+        <w:rPr>
+          <w:rFonts w:ascii="Arial" w:hAnsi="Arial" w:cs="Arial"/>
+          <w:b/>
+          <w:bCs/>
+          <w:sz w:val="22"/>
+          <w:szCs w:val="22"/>
           <w:lang w:val="es-PE" w:eastAsia="es-PE"/>
         </w:rPr>
-        <w:t xml:space="preserve">: </w:t>
+        <w:t xml:space="preserve">PONER </w:t>
+      </w:r>
+      <w:r>
+        <w:rPr>
+          <w:rFonts w:ascii="Arial" w:hAnsi="Arial" w:cs="Arial"/>
+          <w:b/>
+          <w:bCs/>
+          <w:sz w:val="22"/>
+          <w:szCs w:val="22"/>
+          <w:lang w:val="es-PE" w:eastAsia="es-PE"/>
+        </w:rPr>
+        <w:t>DE</w:t>
+      </w:r>
+      <w:r>
+        <w:rPr>
+          <w:rFonts w:ascii="Arial" w:hAnsi="Arial" w:cs="Arial"/>
+          <w:b/>
+          <w:bCs/>
+          <w:sz w:val="22"/>
+          <w:szCs w:val="22"/>
+          <w:lang w:val="es-PE" w:eastAsia="es-PE"/>
+        </w:rPr>
+        <w:t xml:space="preserve"> CONOCIMIENTO </w:t>
+      </w:r>
+      <w:r>
+        <w:rPr>
+          <w:rFonts w:ascii="Arial" w:hAnsi="Arial" w:cs="Arial"/>
+          <w:sz w:val="22"/>
+          <w:szCs w:val="22"/>
+          <w:lang w:val="es-PE" w:eastAsia="es-PE"/>
+        </w:rPr>
+        <w:t xml:space="preserve">el contenido de la presente Resolución a la OREC de XXXX, distrito de XXXX, provincia de XXXX, departamento de XXXX, a fin de que implementen las acciones tendientes a su cumplimiento. </w:t>
       </w:r>
     </w:p>
     <w:p>
@@ -4201,8 +4684,8 @@
         <w:jc w:val="both"/>
         <w:rPr>
           <w:rFonts w:ascii="Arial" w:hAnsi="Arial" w:cs="Arial"/>
-          <w:sz w:val="21"/>
-          <w:szCs w:val="21"/>
+          <w:sz w:val="22"/>
+          <w:szCs w:val="22"/>
           <w:highlight w:val="yellow"/>
           <w:lang w:val="es-PE" w:eastAsia="es-PE"/>
         </w:rPr>
@@ -4210,6 +4693,10 @@
     </w:p>
     <w:p>
       <w:pPr>
+        <w:tabs>
+          <w:tab w:val="left" w:pos="1418"/>
+        </w:tabs>
+        <w:ind w:right="-1"/>
         <w:jc w:val="both"/>
         <w:rPr>
           <w:rFonts w:ascii="Arial" w:hAnsi="Arial" w:cs="Arial"/>
@@ -4225,141 +4712,78 @@
           <w:sz w:val="22"/>
           <w:szCs w:val="22"/>
         </w:rPr>
-        <w:t>ARTICULO PRIMERO.-</w:t>
-      </w:r>
-      <w:r>
-        <w:rPr>
-          <w:rFonts w:ascii="Arial" w:hAnsi="Arial" w:cs="Arial"/>
-          <w:sz w:val="22"/>
-          <w:szCs w:val="22"/>
-        </w:rPr>
-        <w:t xml:space="preserve"> </w:t>
-      </w:r>
-      <w:r>
-        <w:rPr>
-          <w:rFonts w:ascii="Arial" w:hAnsi="Arial" w:cs="Arial"/>
-          <w:b/>
-          <w:bCs/>
-          <w:sz w:val="22"/>
-          <w:szCs w:val="22"/>
-        </w:rPr>
-        <w:t>DISPONER</w:t>
-      </w:r>
-      <w:r>
-        <w:rPr>
-          <w:rFonts w:ascii="Arial" w:hAnsi="Arial" w:cs="Arial"/>
-          <w:sz w:val="22"/>
-          <w:szCs w:val="22"/>
-        </w:rPr>
-        <w:t xml:space="preserve"> la </w:t>
-      </w:r>
-      <w:r>
-        <w:rPr>
-          <w:rFonts w:ascii="Arial" w:hAnsi="Arial" w:cs="Arial"/>
-          <w:b/>
-          <w:bCs/>
-          <w:sz w:val="22"/>
-          <w:szCs w:val="22"/>
-        </w:rPr>
-        <w:t>CANCELACIÓN DE OFICIO</w:t>
-      </w:r>
-      <w:r>
-        <w:rPr>
-          <w:rFonts w:ascii="Arial" w:hAnsi="Arial" w:cs="Arial"/>
-          <w:sz w:val="22"/>
-          <w:szCs w:val="22"/>
-        </w:rPr>
-        <w:t xml:space="preserve"> </w:t>
-      </w:r>
-      <w:r>
-        <w:rPr>
-          <w:rFonts w:ascii="Arial" w:eastAsia="Calibri" w:hAnsi="Arial" w:cs="Arial"/>
-          <w:sz w:val="22"/>
-          <w:szCs w:val="22"/>
-          <w:lang w:val="es-PE" w:eastAsia="en-US"/>
-        </w:rPr>
-        <w:t xml:space="preserve">del </w:t>
-      </w:r>
-      <w:r>
-        <w:rPr>
-          <w:rFonts w:ascii="Arial" w:hAnsi="Arial" w:cs="Arial"/>
-          <w:sz w:val="22"/>
-          <w:szCs w:val="22"/>
-        </w:rPr>
-        <w:t xml:space="preserve">Acta de </w:t>
-      </w:r>
-      <w:r>
-        <w:rPr>
-          <w:rFonts w:ascii="Arial" w:hAnsi="Arial" w:cs="Arial"/>
-          <w:b/>
-          <w:bCs/>
-          <w:sz w:val="22"/>
-          <w:szCs w:val="22"/>
-        </w:rPr>
-        <w:t>(NACIMIENTO, MATRIMONIO, DEFUNCIÓN)</w:t>
-      </w:r>
-      <w:r>
-        <w:rPr>
-          <w:rFonts w:ascii="Arial" w:hAnsi="Arial" w:cs="Arial"/>
-          <w:sz w:val="22"/>
-          <w:szCs w:val="22"/>
-        </w:rPr>
-        <w:t xml:space="preserve"> </w:t>
-      </w:r>
-      <w:proofErr w:type="spellStart"/>
-      <w:r>
-        <w:rPr>
-          <w:rFonts w:ascii="Arial" w:hAnsi="Arial" w:cs="Arial"/>
-          <w:sz w:val="22"/>
-          <w:szCs w:val="22"/>
-        </w:rPr>
-        <w:t>N°</w:t>
-      </w:r>
-      <w:proofErr w:type="spellEnd"/>
-      <w:r>
-        <w:rPr>
-          <w:rFonts w:ascii="Arial" w:hAnsi="Arial" w:cs="Arial"/>
-          <w:sz w:val="22"/>
-          <w:szCs w:val="22"/>
-        </w:rPr>
-        <w:t xml:space="preserve"> (</w:t>
-      </w:r>
-      <w:r>
-        <w:rPr>
-          <w:rFonts w:ascii="Arial" w:hAnsi="Arial" w:cs="Arial"/>
-          <w:b/>
-          <w:bCs/>
-          <w:sz w:val="22"/>
-          <w:szCs w:val="22"/>
-        </w:rPr>
-        <w:t xml:space="preserve">XXX), </w:t>
-      </w:r>
-      <w:r>
-        <w:rPr>
-          <w:rFonts w:ascii="Arial" w:hAnsi="Arial" w:cs="Arial"/>
-          <w:sz w:val="22"/>
-          <w:szCs w:val="22"/>
-        </w:rPr>
-        <w:t>correspondiente a</w:t>
-      </w:r>
-      <w:r>
-        <w:rPr>
-          <w:rFonts w:ascii="Arial" w:hAnsi="Arial" w:cs="Arial"/>
-          <w:b/>
-          <w:bCs/>
-          <w:sz w:val="22"/>
-          <w:szCs w:val="22"/>
-        </w:rPr>
-        <w:t xml:space="preserve"> XXXXX</w:t>
-      </w:r>
-      <w:r>
-        <w:rPr>
-          <w:rFonts w:ascii="Arial" w:hAnsi="Arial" w:cs="Arial"/>
-          <w:sz w:val="22"/>
-          <w:szCs w:val="22"/>
-        </w:rPr>
-        <w:t>, conforme los fundamentos expuestos en la presente Resolución.</w:t>
-      </w:r>
+        <w:t xml:space="preserve">ARTÍCULO </w:t>
+      </w:r>
+      <w:r>
+        <w:rPr>
+          <w:rFonts w:ascii="Arial" w:hAnsi="Arial" w:cs="Arial"/>
+          <w:b/>
+          <w:bCs/>
+          <w:sz w:val="22"/>
+          <w:szCs w:val="22"/>
+        </w:rPr>
+        <w:t>TERCERO</w:t>
+      </w:r>
+      <w:r>
+        <w:rPr>
+          <w:rFonts w:ascii="Arial" w:hAnsi="Arial" w:cs="Arial"/>
+          <w:sz w:val="22"/>
+          <w:szCs w:val="22"/>
+        </w:rPr>
+        <w:t xml:space="preserve">. – </w:t>
+      </w:r>
+      <w:r>
+        <w:rPr>
+          <w:rFonts w:ascii="Arial" w:hAnsi="Arial" w:cs="Arial"/>
+          <w:b/>
+          <w:bCs/>
+          <w:sz w:val="22"/>
+          <w:szCs w:val="22"/>
+        </w:rPr>
+        <w:t xml:space="preserve">PONER </w:t>
+      </w:r>
+      <w:r>
+        <w:rPr>
+          <w:rFonts w:ascii="Arial" w:hAnsi="Arial" w:cs="Arial"/>
+          <w:b/>
+          <w:bCs/>
+          <w:sz w:val="22"/>
+          <w:szCs w:val="22"/>
+        </w:rPr>
+        <w:t>DE</w:t>
+      </w:r>
+      <w:r>
+        <w:rPr>
+          <w:rFonts w:ascii="Arial" w:hAnsi="Arial" w:cs="Arial"/>
+          <w:b/>
+          <w:bCs/>
+          <w:sz w:val="22"/>
+          <w:szCs w:val="22"/>
+        </w:rPr>
+        <w:t xml:space="preserve"> CONOCIMIENTO</w:t>
+      </w:r>
+      <w:r>
+        <w:rPr>
+          <w:rFonts w:ascii="Arial" w:hAnsi="Arial" w:cs="Arial"/>
+          <w:sz w:val="22"/>
+          <w:szCs w:val="22"/>
+        </w:rPr>
+        <w:t xml:space="preserve"> el contenido de la presente Resolución a la Sub Dirección de XXXXX, en atención al Memorando N° XXXX.</w:t>
+      </w:r>
+    </w:p>
+    <w:p>
+      <w:pPr>
+        <w:tabs>
+          <w:tab w:val="left" w:pos="1418"/>
+        </w:tabs>
+        <w:ind w:right="-1"/>
+        <w:jc w:val="both"/>
+        <w:rPr>
+          <w:rFonts w:ascii="Arial" w:hAnsi="Arial" w:cs="Arial"/>
+          <w:sz w:val="22"/>
+          <w:szCs w:val="22"/>
+        </w:rPr>
+      </w:pPr>
     </w:p>
     <w:p>
       <w:pPr>
@@ -4371,10 +4795,136 @@
           <w:rFonts w:ascii="Arial" w:hAnsi="Arial" w:cs="Arial"/>
           <w:sz w:val="22"/>
           <w:szCs w:val="22"/>
-          <w:highlight w:val="yellow"/>
-          <w:lang w:val="es-PE" w:eastAsia="es-PE"/>
-        </w:rPr>
-      </w:pPr>
+          <w:lang w:val="es-PE"/>
+        </w:rPr>
+      </w:pPr>
+      <w:r>
+        <w:rPr>
+          <w:rFonts w:ascii="Arial" w:hAnsi="Arial" w:cs="Arial"/>
+          <w:b/>
+          <w:bCs/>
+          <w:sz w:val="22"/>
+          <w:szCs w:val="22"/>
+          <w:lang w:val="es-PE"/>
+        </w:rPr>
+        <w:t>ARTÍCULO CUARTO</w:t>
+      </w:r>
+      <w:r>
+        <w:rPr>
+          <w:rFonts w:ascii="Arial" w:hAnsi="Arial" w:cs="Arial"/>
+          <w:sz w:val="22"/>
+          <w:szCs w:val="22"/>
+          <w:lang w:val="es-PE"/>
+        </w:rPr>
+        <w:t xml:space="preserve">. – </w:t>
+      </w:r>
+      <w:r>
+        <w:rPr>
+          <w:rFonts w:ascii="Arial" w:hAnsi="Arial" w:cs="Arial"/>
+          <w:b/>
+          <w:bCs/>
+          <w:sz w:val="22"/>
+          <w:szCs w:val="22"/>
+          <w:lang w:val="es-PE"/>
+        </w:rPr>
+        <w:t>PONER DE CONOCIMIENTO</w:t>
+      </w:r>
+      <w:r>
+        <w:rPr>
+          <w:rFonts w:ascii="Arial" w:hAnsi="Arial" w:cs="Arial"/>
+          <w:sz w:val="22"/>
+          <w:szCs w:val="22"/>
+          <w:lang w:val="es-PE"/>
+        </w:rPr>
+        <w:t xml:space="preserve"> el presente </w:t>
+      </w:r>
+      <w:r>
+        <w:rPr>
+          <w:rFonts w:ascii="Arial" w:hAnsi="Arial" w:cs="Arial"/>
+          <w:sz w:val="22"/>
+          <w:szCs w:val="22"/>
+          <w:lang w:val="es-PE"/>
+        </w:rPr>
+        <w:t xml:space="preserve">caso </w:t>
+      </w:r>
+      <w:r>
+        <w:rPr>
+          <w:rFonts w:ascii="Arial" w:hAnsi="Arial" w:cs="Arial"/>
+          <w:sz w:val="22"/>
+          <w:szCs w:val="22"/>
+          <w:lang w:val="es-PE"/>
+        </w:rPr>
+        <w:t xml:space="preserve">a la Oficina de Asesoría Jurídica al existir indicios que hacen presumir que, en la inscripción del Acta de </w:t>
+      </w:r>
+      <w:r>
+        <w:rPr>
+          <w:rFonts w:ascii="Arial" w:hAnsi="Arial" w:cs="Arial"/>
+          <w:b/>
+          <w:bCs/>
+          <w:sz w:val="22"/>
+          <w:szCs w:val="22"/>
+          <w:lang w:val="es-PE"/>
+        </w:rPr>
+        <w:t>#tipoActa#</w:t>
+      </w:r>
+      <w:r>
+        <w:rPr>
+          <w:rFonts w:ascii="Arial" w:hAnsi="Arial" w:cs="Arial"/>
+          <w:sz w:val="22"/>
+          <w:szCs w:val="22"/>
+          <w:lang w:val="es-PE"/>
+        </w:rPr>
+        <w:t xml:space="preserve"> </w:t>
+      </w:r>
+      <w:r>
+        <w:rPr>
+          <w:rFonts w:ascii="Arial" w:hAnsi="Arial" w:cs="Arial"/>
+          <w:sz w:val="22"/>
+          <w:szCs w:val="22"/>
+          <w:lang w:val="es-PE"/>
+        </w:rPr>
+        <w:t xml:space="preserve">Nº XXXX a nombre de </w:t>
+      </w:r>
+      <w:r>
+        <w:rPr>
+          <w:rFonts w:ascii="Arial" w:hAnsi="Arial" w:cs="Arial"/>
+          <w:b/>
+          <w:bCs/>
+          <w:sz w:val="22"/>
+          <w:szCs w:val="22"/>
+          <w:lang w:val="es-PE"/>
+        </w:rPr>
+        <w:t>#nomTitular#</w:t>
+      </w:r>
+      <w:r>
+        <w:rPr>
+          <w:rFonts w:ascii="Arial" w:hAnsi="Arial" w:cs="Arial"/>
+          <w:b/>
+          <w:bCs/>
+          <w:sz w:val="22"/>
+          <w:szCs w:val="22"/>
+          <w:lang w:val="es-PE"/>
+        </w:rPr>
+        <w:t>,</w:t>
+      </w:r>
+      <w:r>
+        <w:rPr>
+          <w:rFonts w:ascii="Arial" w:hAnsi="Arial" w:cs="Arial"/>
+          <w:sz w:val="22"/>
+          <w:szCs w:val="22"/>
+          <w:lang w:val="es-PE"/>
+        </w:rPr>
+        <w:t xml:space="preserve"> se ha incurrido en la comisión de delitos contra la Fe Pública.</w:t>
+      </w:r>
+      <w:r>
+        <w:rPr>
+          <w:rFonts w:ascii="Arial" w:hAnsi="Arial" w:cs="Arial"/>
+          <w:sz w:val="22"/>
+          <w:szCs w:val="22"/>
+          <w:lang w:val="es-PE"/>
+        </w:rPr>
+        <w:t xml:space="preserve"> (DE CORRESPONDER)</w:t>
+      </w:r>
     </w:p>
     <w:p>
       <w:pPr>
@@ -4386,105 +4936,27 @@
           <w:rFonts w:ascii="Arial" w:hAnsi="Arial" w:cs="Arial"/>
           <w:sz w:val="22"/>
           <w:szCs w:val="22"/>
-          <w:lang w:val="es-PE" w:eastAsia="es-PE"/>
-        </w:rPr>
-      </w:pPr>
-      <w:r>
-        <w:rPr>
-          <w:rFonts w:ascii="Arial" w:hAnsi="Arial" w:cs="Arial"/>
-          <w:b/>
-          <w:bCs/>
-          <w:sz w:val="22"/>
-          <w:szCs w:val="22"/>
-          <w:lang w:val="es-PE" w:eastAsia="es-PE"/>
-        </w:rPr>
-        <w:t>ARTÍCULO SEGUNDO</w:t>
-      </w:r>
-      <w:r>
-        <w:rPr>
-          <w:rFonts w:ascii="Arial" w:hAnsi="Arial" w:cs="Arial"/>
-          <w:sz w:val="22"/>
-          <w:szCs w:val="22"/>
-          <w:lang w:val="es-PE" w:eastAsia="es-PE"/>
-        </w:rPr>
-        <w:t xml:space="preserve">. – </w:t>
-      </w:r>
-      <w:r>
-        <w:rPr>
-          <w:rFonts w:ascii="Arial" w:hAnsi="Arial" w:cs="Arial"/>
-          <w:b/>
-          <w:bCs/>
-          <w:sz w:val="22"/>
-          <w:szCs w:val="22"/>
-          <w:lang w:val="es-PE" w:eastAsia="es-PE"/>
-        </w:rPr>
-        <w:t xml:space="preserve">PONER </w:t>
-      </w:r>
-      <w:r>
-        <w:rPr>
-          <w:rFonts w:ascii="Arial" w:hAnsi="Arial" w:cs="Arial"/>
-          <w:b/>
-          <w:bCs/>
-          <w:sz w:val="22"/>
-          <w:szCs w:val="22"/>
-          <w:lang w:val="es-PE" w:eastAsia="es-PE"/>
-        </w:rPr>
-        <w:t>DE</w:t>
-      </w:r>
-      <w:r>
-        <w:rPr>
-          <w:rFonts w:ascii="Arial" w:hAnsi="Arial" w:cs="Arial"/>
-          <w:b/>
-          <w:bCs/>
-          <w:sz w:val="22"/>
-          <w:szCs w:val="22"/>
-          <w:lang w:val="es-PE" w:eastAsia="es-PE"/>
-        </w:rPr>
-        <w:t xml:space="preserve"> CONOCIMIENTO </w:t>
-      </w:r>
-      <w:r>
-        <w:rPr>
-          <w:rFonts w:ascii="Arial" w:hAnsi="Arial" w:cs="Arial"/>
-          <w:sz w:val="22"/>
-          <w:szCs w:val="22"/>
-          <w:lang w:val="es-PE" w:eastAsia="es-PE"/>
-        </w:rPr>
-        <w:t xml:space="preserve">el contenido de la presente Resolución a la OREC de XXXX, distrito de XXXX, provincia de XXXX, departamento de XXXX, a fin de que implementen las acciones tendientes a su cumplimiento. </w:t>
-      </w:r>
-    </w:p>
-    <w:p>
-      <w:pPr>
-        <w:autoSpaceDE w:val="0"/>
-        <w:autoSpaceDN w:val="0"/>
-        <w:adjustRightInd w:val="0"/>
-        <w:jc w:val="both"/>
-        <w:rPr>
-          <w:rFonts w:ascii="Arial" w:hAnsi="Arial" w:cs="Arial"/>
-          <w:sz w:val="22"/>
-          <w:szCs w:val="22"/>
           <w:highlight w:val="yellow"/>
           <w:lang w:val="es-PE" w:eastAsia="es-PE"/>
         </w:rPr>
       </w:pPr>
     </w:p>
-    <w:p>
-      <w:pPr>
-        <w:tabs>
-          <w:tab w:val="left" w:pos="1418"/>
-        </w:tabs>
-        <w:ind w:right="-1"/>
+    <w:bookmarkEnd w:id="15"/>
+    <w:p>
+      <w:pPr>
         <w:jc w:val="both"/>
         <w:rPr>
           <w:rFonts w:ascii="Arial" w:hAnsi="Arial" w:cs="Arial"/>
-          <w:sz w:val="22"/>
-          <w:szCs w:val="22"/>
-        </w:rPr>
-      </w:pPr>
-      <w:r>
-        <w:rPr>
-          <w:rFonts w:ascii="Arial" w:hAnsi="Arial" w:cs="Arial"/>
-          <w:b/>
-          <w:bCs/>
+          <w:color w:val="000000"/>
+          <w:sz w:val="22"/>
+          <w:szCs w:val="22"/>
+        </w:rPr>
+      </w:pPr>
+      <w:r>
+        <w:rPr>
+          <w:rFonts w:ascii="Arial" w:hAnsi="Arial" w:cs="Arial"/>
+          <w:b/>
+          <w:color w:val="000000"/>
           <w:sz w:val="22"/>
           <w:szCs w:val="22"/>
         </w:rPr>
@@ -4494,218 +4966,12 @@
         <w:rPr>
           <w:rFonts w:ascii="Arial" w:hAnsi="Arial" w:cs="Arial"/>
           <w:b/>
-          <w:bCs/>
-          <w:sz w:val="22"/>
-          <w:szCs w:val="22"/>
-        </w:rPr>
-        <w:t>TERCERO</w:t>
-      </w:r>
-      <w:r>
-        <w:rPr>
-          <w:rFonts w:ascii="Arial" w:hAnsi="Arial" w:cs="Arial"/>
-          <w:sz w:val="22"/>
-          <w:szCs w:val="22"/>
-        </w:rPr>
-        <w:t xml:space="preserve">. – </w:t>
-      </w:r>
-      <w:r>
-        <w:rPr>
-          <w:rFonts w:ascii="Arial" w:hAnsi="Arial" w:cs="Arial"/>
-          <w:b/>
-          <w:bCs/>
-          <w:sz w:val="22"/>
-          <w:szCs w:val="22"/>
-        </w:rPr>
-        <w:t xml:space="preserve">PONER </w:t>
-      </w:r>
-      <w:r>
-        <w:rPr>
-          <w:rFonts w:ascii="Arial" w:hAnsi="Arial" w:cs="Arial"/>
-          <w:b/>
-          <w:bCs/>
-          <w:sz w:val="22"/>
-          <w:szCs w:val="22"/>
-        </w:rPr>
-        <w:t>DE</w:t>
-      </w:r>
-      <w:r>
-        <w:rPr>
-          <w:rFonts w:ascii="Arial" w:hAnsi="Arial" w:cs="Arial"/>
-          <w:b/>
-          <w:bCs/>
-          <w:sz w:val="22"/>
-          <w:szCs w:val="22"/>
-        </w:rPr>
-        <w:t xml:space="preserve"> CONOCIMIENTO</w:t>
-      </w:r>
-      <w:r>
-        <w:rPr>
-          <w:rFonts w:ascii="Arial" w:hAnsi="Arial" w:cs="Arial"/>
-          <w:sz w:val="22"/>
-          <w:szCs w:val="22"/>
-        </w:rPr>
-        <w:t xml:space="preserve"> el contenido de la presente Resolución a la Sub Dirección de XXXXX, en atención al Memorando </w:t>
-      </w:r>
-      <w:proofErr w:type="spellStart"/>
-      <w:r>
-        <w:rPr>
-          <w:rFonts w:ascii="Arial" w:hAnsi="Arial" w:cs="Arial"/>
-          <w:sz w:val="22"/>
-          <w:szCs w:val="22"/>
-        </w:rPr>
-        <w:t>N°</w:t>
-      </w:r>
-      <w:proofErr w:type="spellEnd"/>
-      <w:r>
-        <w:rPr>
-          <w:rFonts w:ascii="Arial" w:hAnsi="Arial" w:cs="Arial"/>
-          <w:sz w:val="22"/>
-          <w:szCs w:val="22"/>
-        </w:rPr>
-        <w:t xml:space="preserve"> XXXX.</w:t>
-      </w:r>
-    </w:p>
-    <w:p>
-      <w:pPr>
-        <w:tabs>
-          <w:tab w:val="left" w:pos="1418"/>
-        </w:tabs>
-        <w:ind w:right="-1"/>
-        <w:jc w:val="both"/>
-        <w:rPr>
-          <w:rFonts w:ascii="Arial" w:hAnsi="Arial" w:cs="Arial"/>
-          <w:sz w:val="22"/>
-          <w:szCs w:val="22"/>
-        </w:rPr>
-      </w:pPr>
-    </w:p>
-    <w:p>
-      <w:pPr>
-        <w:autoSpaceDE w:val="0"/>
-        <w:autoSpaceDN w:val="0"/>
-        <w:adjustRightInd w:val="0"/>
-        <w:jc w:val="both"/>
-        <w:rPr>
-          <w:rFonts w:ascii="Arial" w:hAnsi="Arial" w:cs="Arial"/>
-          <w:sz w:val="22"/>
-          <w:szCs w:val="22"/>
-          <w:lang w:val="es-PE"/>
-        </w:rPr>
-      </w:pPr>
-      <w:r>
-        <w:rPr>
-          <w:rFonts w:ascii="Arial" w:hAnsi="Arial" w:cs="Arial"/>
-          <w:b/>
-          <w:bCs/>
-          <w:sz w:val="22"/>
-          <w:szCs w:val="22"/>
-          <w:lang w:val="es-PE"/>
-        </w:rPr>
-        <w:t>ARTÍCULO CUARTO</w:t>
-      </w:r>
-      <w:r>
-        <w:rPr>
-          <w:rFonts w:ascii="Arial" w:hAnsi="Arial" w:cs="Arial"/>
-          <w:sz w:val="22"/>
-          <w:szCs w:val="22"/>
-          <w:lang w:val="es-PE"/>
-        </w:rPr>
-        <w:t xml:space="preserve">. – </w:t>
-      </w:r>
-      <w:r>
-        <w:rPr>
-          <w:rFonts w:ascii="Arial" w:hAnsi="Arial" w:cs="Arial"/>
-          <w:b/>
-          <w:bCs/>
-          <w:sz w:val="22"/>
-          <w:szCs w:val="22"/>
-          <w:lang w:val="es-PE"/>
-        </w:rPr>
-        <w:t>PONER DE CONOCIMIENTO</w:t>
-      </w:r>
-      <w:r>
-        <w:rPr>
-          <w:rFonts w:ascii="Arial" w:hAnsi="Arial" w:cs="Arial"/>
-          <w:sz w:val="22"/>
-          <w:szCs w:val="22"/>
-          <w:lang w:val="es-PE"/>
-        </w:rPr>
-        <w:t xml:space="preserve"> el presente </w:t>
-      </w:r>
-      <w:r>
-        <w:rPr>
-          <w:rFonts w:ascii="Arial" w:hAnsi="Arial" w:cs="Arial"/>
-          <w:sz w:val="22"/>
-          <w:szCs w:val="22"/>
-          <w:lang w:val="es-PE"/>
-        </w:rPr>
-        <w:t xml:space="preserve">caso </w:t>
-      </w:r>
-      <w:r>
-        <w:rPr>
-          <w:rFonts w:ascii="Arial" w:hAnsi="Arial" w:cs="Arial"/>
-          <w:sz w:val="22"/>
-          <w:szCs w:val="22"/>
-          <w:lang w:val="es-PE"/>
-        </w:rPr>
-        <w:t xml:space="preserve">a la Oficina de Asesoría Jurídica al existir indicios que hacen presumir que, en la inscripción del Acta de XXXX </w:t>
-      </w:r>
-      <w:proofErr w:type="spellStart"/>
-      <w:r>
-        <w:rPr>
-          <w:rFonts w:ascii="Arial" w:hAnsi="Arial" w:cs="Arial"/>
-          <w:sz w:val="22"/>
-          <w:szCs w:val="22"/>
-          <w:lang w:val="es-PE"/>
-        </w:rPr>
-        <w:t>Nº</w:t>
-      </w:r>
-      <w:proofErr w:type="spellEnd"/>
-      <w:r>
-        <w:rPr>
-          <w:rFonts w:ascii="Arial" w:hAnsi="Arial" w:cs="Arial"/>
-          <w:sz w:val="22"/>
-          <w:szCs w:val="22"/>
-          <w:lang w:val="es-PE"/>
-        </w:rPr>
-        <w:t xml:space="preserve"> XXXX a nombre de XXXX, se ha incurrido en la comisión de delitos contra la Fe Pública.</w:t>
-      </w:r>
-      <w:r>
-        <w:rPr>
-          <w:rFonts w:ascii="Arial" w:hAnsi="Arial" w:cs="Arial"/>
-          <w:sz w:val="22"/>
-          <w:szCs w:val="22"/>
-          <w:lang w:val="es-PE"/>
-        </w:rPr>
-        <w:t xml:space="preserve"> (DE CORRESPONDER)</w:t>
-      </w:r>
-    </w:p>
-    <w:p>
-      <w:pPr>
-        <w:autoSpaceDE w:val="0"/>
-        <w:autoSpaceDN w:val="0"/>
-        <w:adjustRightInd w:val="0"/>
-        <w:jc w:val="both"/>
-        <w:rPr>
-          <w:rFonts w:ascii="Arial" w:hAnsi="Arial" w:cs="Arial"/>
-          <w:sz w:val="22"/>
-          <w:szCs w:val="22"/>
-          <w:highlight w:val="yellow"/>
-          <w:lang w:val="es-PE" w:eastAsia="es-PE"/>
-        </w:rPr>
-      </w:pPr>
-    </w:p>
-    <w:bookmarkEnd w:id="15"/>
-    <w:p>
-      <w:pPr>
-        <w:jc w:val="both"/>
-        <w:rPr>
-          <w:rFonts w:ascii="Arial" w:hAnsi="Arial" w:cs="Arial"/>
           <w:color w:val="000000"/>
           <w:sz w:val="22"/>
           <w:szCs w:val="22"/>
         </w:rPr>
-      </w:pPr>
+        <w:t>QUINTO</w:t>
+      </w:r>
       <w:r>
         <w:rPr>
           <w:rFonts w:ascii="Arial" w:hAnsi="Arial" w:cs="Arial"/>
@@ -4714,47 +4980,28 @@
           <w:sz w:val="22"/>
           <w:szCs w:val="22"/>
         </w:rPr>
-        <w:t xml:space="preserve">ARTÍCULO </w:t>
-      </w:r>
-      <w:r>
-        <w:rPr>
-          <w:rFonts w:ascii="Arial" w:hAnsi="Arial" w:cs="Arial"/>
-          <w:b/>
+        <w:t xml:space="preserve">.- NOTIFICAR </w:t>
+      </w:r>
+      <w:r>
+        <w:rPr>
+          <w:rFonts w:ascii="Arial" w:hAnsi="Arial" w:cs="Arial"/>
+          <w:bCs/>
           <w:color w:val="000000"/>
           <w:sz w:val="22"/>
           <w:szCs w:val="22"/>
         </w:rPr>
-        <w:t>QUINTO</w:t>
-      </w:r>
-      <w:r>
-        <w:rPr>
-          <w:rFonts w:ascii="Arial" w:hAnsi="Arial" w:cs="Arial"/>
-          <w:b/>
-          <w:color w:val="000000"/>
-          <w:sz w:val="22"/>
-          <w:szCs w:val="22"/>
-        </w:rPr>
-        <w:t xml:space="preserve">.- NOTIFICAR </w:t>
-      </w:r>
-      <w:r>
-        <w:rPr>
-          <w:rFonts w:ascii="Arial" w:hAnsi="Arial" w:cs="Arial"/>
-          <w:bCs/>
-          <w:color w:val="000000"/>
-          <w:sz w:val="22"/>
-          <w:szCs w:val="22"/>
-        </w:rPr>
         <w:t xml:space="preserve">al/ a la ciudadano/a </w:t>
       </w:r>
       <w:r>
         <w:rPr>
           <w:rFonts w:ascii="Arial" w:hAnsi="Arial" w:cs="Arial"/>
           <w:b/>
-          <w:color w:val="000000"/>
-          <w:sz w:val="22"/>
-          <w:szCs w:val="22"/>
-        </w:rPr>
-        <w:t>XXXX</w:t>
+          <w:bCs/>
+          <w:sz w:val="22"/>
+          <w:szCs w:val="22"/>
+          <w:lang w:val="es-PE"/>
+        </w:rPr>
+        <w:t>#nomTitular#</w:t>
       </w:r>
       <w:r>
         <w:rPr>
@@ -4930,6 +5177,7 @@
           <w:sz w:val="20"/>
           <w:szCs w:val="20"/>
         </w:rPr>
+        <w:lastRenderedPageBreak/>
         <w:t xml:space="preserve">JUAN CARLOS </w:t>
       </w:r>
       <w:r>
@@ -5069,7 +5317,7 @@
 </file>
 
 <file path=word/endnotes.xml><?xml version="1.0" encoding="utf-8"?>
-<w:endnotes xmlns:wpc="http://schemas.microsoft.com/office/word/2010/wordprocessingCanvas" xmlns:cx="http://schemas.microsoft.com/office/drawing/2014/chartex" xmlns:cx1="http://schemas.microsoft.com/office/drawing/2015/9/8/chartex" xmlns:cx2="http://schemas.microsoft.com/office/drawing/2015/10/21/chartex" xmlns:cx3="http://schemas.microsoft.com/office/drawing/2016/5/9/chartex" xmlns:cx4="http://schemas.microsoft.com/office/drawing/2016/5/10/chartex" xmlns:cx5="http://schemas.microsoft.com/office/drawing/2016/5/11/chartex" xmlns:cx6="http://schemas.microsoft.com/office/drawing/2016/5/12/chartex" xmlns:cx7="http://schemas.microsoft.com/office/drawing/2016/5/13/chartex" xmlns:cx8="http://schemas.microsoft.com/office/drawing/2016/5/14/chartex" xmlns:mc="http://schemas.openxmlformats.org/markup-compatibility/2006" xmlns:aink="http://schemas.microsoft.com/office/drawing/2016/ink" xmlns:am3d="http://schemas.microsoft.com/office/drawing/2017/model3d" xmlns:o="urn:schemas-microsoft-com:office:office" xmlns:oel="http://schemas.microsoft.com/office/2019/extlst" xmlns:r="http://schemas.openxmlformats.org/officeDocument/2006/relationships" xmlns:m="http://schemas.openxmlformats.org/officeDocument/2006/math" xmlns:v="urn:schemas-microsoft-com:vml" xmlns:wp14="http://schemas.microsoft.com/office/word/2010/wordprocessingDrawing" xmlns:wp="http://schemas.openxmlformats.org/drawingml/2006/wordprocessingDrawing" xmlns:w10="urn:schemas-microsoft-com:office:word" xmlns:w="http://schemas.openxmlformats.org/wordprocessingml/2006/main" xmlns:w14="http://schemas.microsoft.com/office/word/2010/wordml" xmlns:w15="http://schemas.microsoft.com/office/word/2012/wordml" xmlns:w16cex="http://schemas.microsoft.com/office/word/2018/wordml/cex" xmlns:w16cid="http://schemas.microsoft.com/office/word/2016/wordml/cid" xmlns:w16="http://schemas.microsoft.com/office/word/2018/wordml" xmlns:w16du="http://schemas.microsoft.com/office/word/2023/wordml/word16du" xmlns:w16sdtdh="http://schemas.microsoft.com/office/word/2020/wordml/sdtdatahash" xmlns:w16se="http://schemas.microsoft.com/office/word/2015/wordml/symex" xmlns:wpg="http://schemas.microsoft.com/office/word/2010/wordprocessingGroup" xmlns:wpi="http://schemas.microsoft.com/office/word/2010/wordprocessingInk" xmlns:wne="http://schemas.microsoft.com/office/word/2006/wordml" xmlns:wps="http://schemas.microsoft.com/office/word/2010/wordprocessingShape" mc:Ignorable="w14 w15 w16se w16cid w16 w16cex w16sdtdh w16du wp14">
+<w:endnotes xmlns:wpc="http://schemas.microsoft.com/office/word/2010/wordprocessingCanvas" xmlns:cx="http://schemas.microsoft.com/office/drawing/2014/chartex" xmlns:cx1="http://schemas.microsoft.com/office/drawing/2015/9/8/chartex" xmlns:cx2="http://schemas.microsoft.com/office/drawing/2015/10/21/chartex" xmlns:cx3="http://schemas.microsoft.com/office/drawing/2016/5/9/chartex" xmlns:cx4="http://schemas.microsoft.com/office/drawing/2016/5/10/chartex" xmlns:cx5="http://schemas.microsoft.com/office/drawing/2016/5/11/chartex" xmlns:cx6="http://schemas.microsoft.com/office/drawing/2016/5/12/chartex" xmlns:cx7="http://schemas.microsoft.com/office/drawing/2016/5/13/chartex" xmlns:cx8="http://schemas.microsoft.com/office/drawing/2016/5/14/chartex" xmlns:mc="http://schemas.openxmlformats.org/markup-compatibility/2006" xmlns:aink="http://schemas.microsoft.com/office/drawing/2016/ink" xmlns:am3d="http://schemas.microsoft.com/office/drawing/2017/model3d" xmlns:o="urn:schemas-microsoft-com:office:office" xmlns:r="http://schemas.openxmlformats.org/officeDocument/2006/relationships" xmlns:m="http://schemas.openxmlformats.org/officeDocument/2006/math" xmlns:v="urn:schemas-microsoft-com:vml" xmlns:wp14="http://schemas.microsoft.com/office/word/2010/wordprocessingDrawing" xmlns:wp="http://schemas.openxmlformats.org/drawingml/2006/wordprocessingDrawing" xmlns:w10="urn:schemas-microsoft-com:office:word" xmlns:w="http://schemas.openxmlformats.org/wordprocessingml/2006/main" xmlns:w14="http://schemas.microsoft.com/office/word/2010/wordml" xmlns:w15="http://schemas.microsoft.com/office/word/2012/wordml" xmlns:w16cex="http://schemas.microsoft.com/office/word/2018/wordml/cex" xmlns:w16cid="http://schemas.microsoft.com/office/word/2016/wordml/cid" xmlns:w16="http://schemas.microsoft.com/office/word/2018/wordml" xmlns:w16sdtdh="http://schemas.microsoft.com/office/word/2020/wordml/sdtdatahash" xmlns:w16se="http://schemas.microsoft.com/office/word/2015/wordml/symex" xmlns:wpg="http://schemas.microsoft.com/office/word/2010/wordprocessingGroup" xmlns:wpi="http://schemas.microsoft.com/office/word/2010/wordprocessingInk" xmlns:wne="http://schemas.microsoft.com/office/word/2006/wordml" xmlns:wps="http://schemas.microsoft.com/office/word/2010/wordprocessingShape" mc:Ignorable="w14 w15 w16se w16cid w16 w16cex w16sdtdh wp14">
   <w:endnote w:type="separator" w:id="-1">
     <w:p>
       <w:r>
@@ -5088,7 +5336,7 @@
 </file>
 
 <file path=word/footnotes.xml><?xml version="1.0" encoding="utf-8"?>
-<w:footnotes xmlns:wpc="http://schemas.microsoft.com/office/word/2010/wordprocessingCanvas" xmlns:cx="http://schemas.microsoft.com/office/drawing/2014/chartex" xmlns:cx1="http://schemas.microsoft.com/office/drawing/2015/9/8/chartex" xmlns:cx2="http://schemas.microsoft.com/office/drawing/2015/10/21/chartex" xmlns:cx3="http://schemas.microsoft.com/office/drawing/2016/5/9/chartex" xmlns:cx4="http://schemas.microsoft.com/office/drawing/2016/5/10/chartex" xmlns:cx5="http://schemas.microsoft.com/office/drawing/2016/5/11/chartex" xmlns:cx6="http://schemas.microsoft.com/office/drawing/2016/5/12/chartex" xmlns:cx7="http://schemas.microsoft.com/office/drawing/2016/5/13/chartex" xmlns:cx8="http://schemas.microsoft.com/office/drawing/2016/5/14/chartex" xmlns:mc="http://schemas.openxmlformats.org/markup-compatibility/2006" xmlns:aink="http://schemas.microsoft.com/office/drawing/2016/ink" xmlns:am3d="http://schemas.microsoft.com/office/drawing/2017/model3d" xmlns:o="urn:schemas-microsoft-com:office:office" xmlns:oel="http://schemas.microsoft.com/office/2019/extlst" xmlns:r="http://schemas.openxmlformats.org/officeDocument/2006/relationships" xmlns:m="http://schemas.openxmlformats.org/officeDocument/2006/math" xmlns:v="urn:schemas-microsoft-com:vml" xmlns:wp14="http://schemas.microsoft.com/office/word/2010/wordprocessingDrawing" xmlns:wp="http://schemas.openxmlformats.org/drawingml/2006/wordprocessingDrawing" xmlns:w10="urn:schemas-microsoft-com:office:word" xmlns:w="http://schemas.openxmlformats.org/wordprocessingml/2006/main" xmlns:w14="http://schemas.microsoft.com/office/word/2010/wordml" xmlns:w15="http://schemas.microsoft.com/office/word/2012/wordml" xmlns:w16cex="http://schemas.microsoft.com/office/word/2018/wordml/cex" xmlns:w16cid="http://schemas.microsoft.com/office/word/2016/wordml/cid" xmlns:w16="http://schemas.microsoft.com/office/word/2018/wordml" xmlns:w16du="http://schemas.microsoft.com/office/word/2023/wordml/word16du" xmlns:w16sdtdh="http://schemas.microsoft.com/office/word/2020/wordml/sdtdatahash" xmlns:w16se="http://schemas.microsoft.com/office/word/2015/wordml/symex" xmlns:wpg="http://schemas.microsoft.com/office/word/2010/wordprocessingGroup" xmlns:wpi="http://schemas.microsoft.com/office/word/2010/wordprocessingInk" xmlns:wne="http://schemas.microsoft.com/office/word/2006/wordml" xmlns:wps="http://schemas.microsoft.com/office/word/2010/wordprocessingShape" mc:Ignorable="w14 w15 w16se w16cid w16 w16cex w16sdtdh w16du wp14">
+<w:footnotes xmlns:wpc="http://schemas.microsoft.com/office/word/2010/wordprocessingCanvas" xmlns:cx="http://schemas.microsoft.com/office/drawing/2014/chartex" xmlns:cx1="http://schemas.microsoft.com/office/drawing/2015/9/8/chartex" xmlns:cx2="http://schemas.microsoft.com/office/drawing/2015/10/21/chartex" xmlns:cx3="http://schemas.microsoft.com/office/drawing/2016/5/9/chartex" xmlns:cx4="http://schemas.microsoft.com/office/drawing/2016/5/10/chartex" xmlns:cx5="http://schemas.microsoft.com/office/drawing/2016/5/11/chartex" xmlns:cx6="http://schemas.microsoft.com/office/drawing/2016/5/12/chartex" xmlns:cx7="http://schemas.microsoft.com/office/drawing/2016/5/13/chartex" xmlns:cx8="http://schemas.microsoft.com/office/drawing/2016/5/14/chartex" xmlns:mc="http://schemas.openxmlformats.org/markup-compatibility/2006" xmlns:aink="http://schemas.microsoft.com/office/drawing/2016/ink" xmlns:am3d="http://schemas.microsoft.com/office/drawing/2017/model3d" xmlns:o="urn:schemas-microsoft-com:office:office" xmlns:r="http://schemas.openxmlformats.org/officeDocument/2006/relationships" xmlns:m="http://schemas.openxmlformats.org/officeDocument/2006/math" xmlns:v="urn:schemas-microsoft-com:vml" xmlns:wp14="http://schemas.microsoft.com/office/word/2010/wordprocessingDrawing" xmlns:wp="http://schemas.openxmlformats.org/drawingml/2006/wordprocessingDrawing" xmlns:w10="urn:schemas-microsoft-com:office:word" xmlns:w="http://schemas.openxmlformats.org/wordprocessingml/2006/main" xmlns:w14="http://schemas.microsoft.com/office/word/2010/wordml" xmlns:w15="http://schemas.microsoft.com/office/word/2012/wordml" xmlns:w16cex="http://schemas.microsoft.com/office/word/2018/wordml/cex" xmlns:w16cid="http://schemas.microsoft.com/office/word/2016/wordml/cid" xmlns:w16="http://schemas.microsoft.com/office/word/2018/wordml" xmlns:w16sdtdh="http://schemas.microsoft.com/office/word/2020/wordml/sdtdatahash" xmlns:w16se="http://schemas.microsoft.com/office/word/2015/wordml/symex" xmlns:wpg="http://schemas.microsoft.com/office/word/2010/wordprocessingGroup" xmlns:wpi="http://schemas.microsoft.com/office/word/2010/wordprocessingInk" xmlns:wne="http://schemas.microsoft.com/office/word/2006/wordml" xmlns:wps="http://schemas.microsoft.com/office/word/2010/wordprocessingShape" mc:Ignorable="w14 w15 w16se w16cid w16 w16cex w16sdtdh wp14">
   <w:footnote w:type="separator" w:id="-1">
     <w:p>
       <w:r>
@@ -5107,7 +5355,7 @@
 </file>
 
 <file path=word/header1.xml><?xml version="1.0" encoding="utf-8"?>
-<w:hdr xmlns:wpc="http://schemas.microsoft.com/office/word/2010/wordprocessingCanvas" xmlns:cx="http://schemas.microsoft.com/office/drawing/2014/chartex" xmlns:cx1="http://schemas.microsoft.com/office/drawing/2015/9/8/chartex" xmlns:cx2="http://schemas.microsoft.com/office/drawing/2015/10/21/chartex" xmlns:cx3="http://schemas.microsoft.com/office/drawing/2016/5/9/chartex" xmlns:cx4="http://schemas.microsoft.com/office/drawing/2016/5/10/chartex" xmlns:cx5="http://schemas.microsoft.com/office/drawing/2016/5/11/chartex" xmlns:cx6="http://schemas.microsoft.com/office/drawing/2016/5/12/chartex" xmlns:cx7="http://schemas.microsoft.com/office/drawing/2016/5/13/chartex" xmlns:cx8="http://schemas.microsoft.com/office/drawing/2016/5/14/chartex" xmlns:mc="http://schemas.openxmlformats.org/markup-compatibility/2006" xmlns:aink="http://schemas.microsoft.com/office/drawing/2016/ink" xmlns:am3d="http://schemas.microsoft.com/office/drawing/2017/model3d" xmlns:o="urn:schemas-microsoft-com:office:office" xmlns:oel="http://schemas.microsoft.com/office/2019/extlst" xmlns:r="http://schemas.openxmlformats.org/officeDocument/2006/relationships" xmlns:m="http://schemas.openxmlformats.org/officeDocument/2006/math" xmlns:v="urn:schemas-microsoft-com:vml" xmlns:wp14="http://schemas.microsoft.com/office/word/2010/wordprocessingDrawing" xmlns:wp="http://schemas.openxmlformats.org/drawingml/2006/wordprocessingDrawing" xmlns:w10="urn:schemas-microsoft-com:office:word" xmlns:w="http://schemas.openxmlformats.org/wordprocessingml/2006/main" xmlns:w14="http://schemas.microsoft.com/office/word/2010/wordml" xmlns:w15="http://schemas.microsoft.com/office/word/2012/wordml" xmlns:w16cex="http://schemas.microsoft.com/office/word/2018/wordml/cex" xmlns:w16cid="http://schemas.microsoft.com/office/word/2016/wordml/cid" xmlns:w16="http://schemas.microsoft.com/office/word/2018/wordml" xmlns:w16du="http://schemas.microsoft.com/office/word/2023/wordml/word16du" xmlns:w16sdtdh="http://schemas.microsoft.com/office/word/2020/wordml/sdtdatahash" xmlns:w16se="http://schemas.microsoft.com/office/word/2015/wordml/symex" xmlns:wpg="http://schemas.microsoft.com/office/word/2010/wordprocessingGroup" xmlns:wpi="http://schemas.microsoft.com/office/word/2010/wordprocessingInk" xmlns:wne="http://schemas.microsoft.com/office/word/2006/wordml" xmlns:wps="http://schemas.microsoft.com/office/word/2010/wordprocessingShape" mc:Ignorable="w14 w15 w16se w16cid w16 w16cex w16sdtdh w16du wp14">
+<w:hdr xmlns:wpc="http://schemas.microsoft.com/office/word/2010/wordprocessingCanvas" xmlns:cx="http://schemas.microsoft.com/office/drawing/2014/chartex" xmlns:cx1="http://schemas.microsoft.com/office/drawing/2015/9/8/chartex" xmlns:cx2="http://schemas.microsoft.com/office/drawing/2015/10/21/chartex" xmlns:cx3="http://schemas.microsoft.com/office/drawing/2016/5/9/chartex" xmlns:cx4="http://schemas.microsoft.com/office/drawing/2016/5/10/chartex" xmlns:cx5="http://schemas.microsoft.com/office/drawing/2016/5/11/chartex" xmlns:cx6="http://schemas.microsoft.com/office/drawing/2016/5/12/chartex" xmlns:cx7="http://schemas.microsoft.com/office/drawing/2016/5/13/chartex" xmlns:cx8="http://schemas.microsoft.com/office/drawing/2016/5/14/chartex" xmlns:mc="http://schemas.openxmlformats.org/markup-compatibility/2006" xmlns:aink="http://schemas.microsoft.com/office/drawing/2016/ink" xmlns:am3d="http://schemas.microsoft.com/office/drawing/2017/model3d" xmlns:o="urn:schemas-microsoft-com:office:office" xmlns:r="http://schemas.openxmlformats.org/officeDocument/2006/relationships" xmlns:m="http://schemas.openxmlformats.org/officeDocument/2006/math" xmlns:v="urn:schemas-microsoft-com:vml" xmlns:wp14="http://schemas.microsoft.com/office/word/2010/wordprocessingDrawing" xmlns:wp="http://schemas.openxmlformats.org/drawingml/2006/wordprocessingDrawing" xmlns:w10="urn:schemas-microsoft-com:office:word" xmlns:w="http://schemas.openxmlformats.org/wordprocessingml/2006/main" xmlns:w14="http://schemas.microsoft.com/office/word/2010/wordml" xmlns:w15="http://schemas.microsoft.com/office/word/2012/wordml" xmlns:w16cex="http://schemas.microsoft.com/office/word/2018/wordml/cex" xmlns:w16cid="http://schemas.microsoft.com/office/word/2016/wordml/cid" xmlns:w16="http://schemas.microsoft.com/office/word/2018/wordml" xmlns:w16sdtdh="http://schemas.microsoft.com/office/word/2020/wordml/sdtdatahash" xmlns:w16se="http://schemas.microsoft.com/office/word/2015/wordml/symex" xmlns:wpg="http://schemas.microsoft.com/office/word/2010/wordprocessingGroup" xmlns:wpi="http://schemas.microsoft.com/office/word/2010/wordprocessingInk" xmlns:wne="http://schemas.microsoft.com/office/word/2006/wordml" xmlns:wps="http://schemas.microsoft.com/office/word/2010/wordprocessingShape" mc:Ignorable="w14 w15 w16se w16cid w16 w16cex w16sdtdh wp14">
   <w:p>
     <w:pPr>
       <w:pStyle w:val="Encabezado"/>
@@ -5239,7 +5487,7 @@
 </file>
 
 <file path=word/numbering.xml><?xml version="1.0" encoding="utf-8"?>
-<w:numbering xmlns:wpc="http://schemas.microsoft.com/office/word/2010/wordprocessingCanvas" xmlns:cx="http://schemas.microsoft.com/office/drawing/2014/chartex" xmlns:cx1="http://schemas.microsoft.com/office/drawing/2015/9/8/chartex" xmlns:cx2="http://schemas.microsoft.com/office/drawing/2015/10/21/chartex" xmlns:cx3="http://schemas.microsoft.com/office/drawing/2016/5/9/chartex" xmlns:cx4="http://schemas.microsoft.com/office/drawing/2016/5/10/chartex" xmlns:cx5="http://schemas.microsoft.com/office/drawing/2016/5/11/chartex" xmlns:cx6="http://schemas.microsoft.com/office/drawing/2016/5/12/chartex" xmlns:cx7="http://schemas.microsoft.com/office/drawing/2016/5/13/chartex" xmlns:cx8="http://schemas.microsoft.com/office/drawing/2016/5/14/chartex" xmlns:mc="http://schemas.openxmlformats.org/markup-compatibility/2006" xmlns:aink="http://schemas.microsoft.com/office/drawing/2016/ink" xmlns:am3d="http://schemas.microsoft.com/office/drawing/2017/model3d" xmlns:o="urn:schemas-microsoft-com:office:office" xmlns:oel="http://schemas.microsoft.com/office/2019/extlst" xmlns:r="http://schemas.openxmlformats.org/officeDocument/2006/relationships" xmlns:m="http://schemas.openxmlformats.org/officeDocument/2006/math" xmlns:v="urn:schemas-microsoft-com:vml" xmlns:wp14="http://schemas.microsoft.com/office/word/2010/wordprocessingDrawing" xmlns:wp="http://schemas.openxmlformats.org/drawingml/2006/wordprocessingDrawing" xmlns:w10="urn:schemas-microsoft-com:office:word" xmlns:w="http://schemas.openxmlformats.org/wordprocessingml/2006/main" xmlns:w14="http://schemas.microsoft.com/office/word/2010/wordml" xmlns:w15="http://schemas.microsoft.com/office/word/2012/wordml" xmlns:w16cex="http://schemas.microsoft.com/office/word/2018/wordml/cex" xmlns:w16cid="http://schemas.microsoft.com/office/word/2016/wordml/cid" xmlns:w16="http://schemas.microsoft.com/office/word/2018/wordml" xmlns:w16du="http://schemas.microsoft.com/office/word/2023/wordml/word16du" xmlns:w16sdtdh="http://schemas.microsoft.com/office/word/2020/wordml/sdtdatahash" xmlns:w16se="http://schemas.microsoft.com/office/word/2015/wordml/symex" xmlns:wpg="http://schemas.microsoft.com/office/word/2010/wordprocessingGroup" xmlns:wpi="http://schemas.microsoft.com/office/word/2010/wordprocessingInk" xmlns:wne="http://schemas.microsoft.com/office/word/2006/wordml" xmlns:wps="http://schemas.microsoft.com/office/word/2010/wordprocessingShape" mc:Ignorable="w14 w15 w16se w16cid w16 w16cex w16sdtdh w16du wp14">
+<w:numbering xmlns:wpc="http://schemas.microsoft.com/office/word/2010/wordprocessingCanvas" xmlns:cx="http://schemas.microsoft.com/office/drawing/2014/chartex" xmlns:cx1="http://schemas.microsoft.com/office/drawing/2015/9/8/chartex" xmlns:cx2="http://schemas.microsoft.com/office/drawing/2015/10/21/chartex" xmlns:cx3="http://schemas.microsoft.com/office/drawing/2016/5/9/chartex" xmlns:cx4="http://schemas.microsoft.com/office/drawing/2016/5/10/chartex" xmlns:cx5="http://schemas.microsoft.com/office/drawing/2016/5/11/chartex" xmlns:cx6="http://schemas.microsoft.com/office/drawing/2016/5/12/chartex" xmlns:cx7="http://schemas.microsoft.com/office/drawing/2016/5/13/chartex" xmlns:cx8="http://schemas.microsoft.com/office/drawing/2016/5/14/chartex" xmlns:mc="http://schemas.openxmlformats.org/markup-compatibility/2006" xmlns:aink="http://schemas.microsoft.com/office/drawing/2016/ink" xmlns:am3d="http://schemas.microsoft.com/office/drawing/2017/model3d" xmlns:o="urn:schemas-microsoft-com:office:office" xmlns:r="http://schemas.openxmlformats.org/officeDocument/2006/relationships" xmlns:m="http://schemas.openxmlformats.org/officeDocument/2006/math" xmlns:v="urn:schemas-microsoft-com:vml" xmlns:wp14="http://schemas.microsoft.com/office/word/2010/wordprocessingDrawing" xmlns:wp="http://schemas.openxmlformats.org/drawingml/2006/wordprocessingDrawing" xmlns:w10="urn:schemas-microsoft-com:office:word" xmlns:w="http://schemas.openxmlformats.org/wordprocessingml/2006/main" xmlns:w14="http://schemas.microsoft.com/office/word/2010/wordml" xmlns:w15="http://schemas.microsoft.com/office/word/2012/wordml" xmlns:w16cex="http://schemas.microsoft.com/office/word/2018/wordml/cex" xmlns:w16cid="http://schemas.microsoft.com/office/word/2016/wordml/cid" xmlns:w16="http://schemas.microsoft.com/office/word/2018/wordml" xmlns:w16sdtdh="http://schemas.microsoft.com/office/word/2020/wordml/sdtdatahash" xmlns:w16se="http://schemas.microsoft.com/office/word/2015/wordml/symex" xmlns:wpg="http://schemas.microsoft.com/office/word/2010/wordprocessingGroup" xmlns:wpi="http://schemas.microsoft.com/office/word/2010/wordprocessingInk" xmlns:wne="http://schemas.microsoft.com/office/word/2006/wordml" xmlns:wps="http://schemas.microsoft.com/office/word/2010/wordprocessingShape" mc:Ignorable="w14 w15 w16se w16cid w16 w16cex w16sdtdh wp14">
   <w:abstractNum w:abstractNumId="0" w15:restartNumberingAfterBreak="1">
     <w:nsid w:val="03130DEF"/>
     <w:multiLevelType w:val="multilevel"/>
@@ -6569,41 +6817,41 @@
       </w:rPr>
     </w:lvl>
   </w:abstractNum>
-  <w:num w:numId="1" w16cid:durableId="1421947543">
+  <w:num w:numId="1">
     <w:abstractNumId w:val="2"/>
   </w:num>
-  <w:num w:numId="2" w16cid:durableId="538324370">
+  <w:num w:numId="2">
     <w:abstractNumId w:val="9"/>
   </w:num>
-  <w:num w:numId="3" w16cid:durableId="673344829">
+  <w:num w:numId="3">
     <w:abstractNumId w:val="7"/>
   </w:num>
-  <w:num w:numId="4" w16cid:durableId="1158764157">
+  <w:num w:numId="4">
     <w:abstractNumId w:val="3"/>
   </w:num>
-  <w:num w:numId="5" w16cid:durableId="1613319523">
+  <w:num w:numId="5">
     <w:abstractNumId w:val="1"/>
   </w:num>
-  <w:num w:numId="6" w16cid:durableId="1247573950">
+  <w:num w:numId="6">
     <w:abstractNumId w:val="8"/>
   </w:num>
-  <w:num w:numId="7" w16cid:durableId="8915485">
+  <w:num w:numId="7">
     <w:abstractNumId w:val="0"/>
   </w:num>
-  <w:num w:numId="8" w16cid:durableId="2094550329">
+  <w:num w:numId="8">
     <w:abstractNumId w:val="5"/>
   </w:num>
-  <w:num w:numId="9" w16cid:durableId="184949171">
+  <w:num w:numId="9">
     <w:abstractNumId w:val="6"/>
   </w:num>
-  <w:num w:numId="10" w16cid:durableId="946817136">
+  <w:num w:numId="10">
     <w:abstractNumId w:val="4"/>
   </w:num>
 </w:numbering>
 </file>
 
 <file path=word/styles.xml><?xml version="1.0" encoding="utf-8"?>
-<w:styles xmlns:mc="http://schemas.openxmlformats.org/markup-compatibility/2006" xmlns:r="http://schemas.openxmlformats.org/officeDocument/2006/relationships" xmlns:w="http://schemas.openxmlformats.org/wordprocessingml/2006/main" xmlns:w14="http://schemas.microsoft.com/office/word/2010/wordml" xmlns:w15="http://schemas.microsoft.com/office/word/2012/wordml" xmlns:w16cex="http://schemas.microsoft.com/office/word/2018/wordml/cex" xmlns:w16cid="http://schemas.microsoft.com/office/word/2016/wordml/cid" xmlns:w16="http://schemas.microsoft.com/office/word/2018/wordml" xmlns:w16du="http://schemas.microsoft.com/office/word/2023/wordml/word16du" xmlns:w16sdtdh="http://schemas.microsoft.com/office/word/2020/wordml/sdtdatahash" xmlns:w16se="http://schemas.microsoft.com/office/word/2015/wordml/symex" mc:Ignorable="w14 w15 w16se w16cid w16 w16cex w16sdtdh w16du">
+<w:styles xmlns:mc="http://schemas.openxmlformats.org/markup-compatibility/2006" xmlns:r="http://schemas.openxmlformats.org/officeDocument/2006/relationships" xmlns:w="http://schemas.openxmlformats.org/wordprocessingml/2006/main" xmlns:w14="http://schemas.microsoft.com/office/word/2010/wordml" xmlns:w15="http://schemas.microsoft.com/office/word/2012/wordml" xmlns:w16cex="http://schemas.microsoft.com/office/word/2018/wordml/cex" xmlns:w16cid="http://schemas.microsoft.com/office/word/2016/wordml/cid" xmlns:w16="http://schemas.microsoft.com/office/word/2018/wordml" xmlns:w16sdtdh="http://schemas.microsoft.com/office/word/2020/wordml/sdtdatahash" xmlns:w16se="http://schemas.microsoft.com/office/word/2015/wordml/symex" mc:Ignorable="w14 w15 w16se w16cid w16 w16cex w16sdtdh">
   <w:docDefaults>
     <w:rPrDefault>
       <w:rPr>
